--- a/TPI/Informe/Entregables/Documentacion_Soporte.docx
+++ b/TPI/Informe/Entregables/Documentacion_Soporte.docx
@@ -133,7 +133,6 @@
         </w:p>
         <w:p>
           <w:pPr>
-            <w:jc w:val="both"/>
             <w:rPr>
               <w:lang w:val="es-AR"/>
             </w:rPr>
@@ -141,7 +140,6 @@
         </w:p>
         <w:p>
           <w:pPr>
-            <w:jc w:val="both"/>
             <w:rPr>
               <w:noProof/>
               <w:sz w:val="40"/>
@@ -152,7 +150,6 @@
         </w:p>
         <w:p>
           <w:pPr>
-            <w:jc w:val="both"/>
             <w:rPr>
               <w:noProof/>
               <w:sz w:val="40"/>
@@ -163,7 +160,6 @@
         </w:p>
         <w:p>
           <w:pPr>
-            <w:jc w:val="both"/>
             <w:rPr>
               <w:noProof/>
               <w:sz w:val="40"/>
@@ -174,7 +170,6 @@
         </w:p>
         <w:p>
           <w:pPr>
-            <w:jc w:val="both"/>
             <w:rPr>
               <w:bCs/>
               <w:sz w:val="40"/>
@@ -247,7 +242,6 @@
         </w:p>
         <w:p>
           <w:pPr>
-            <w:jc w:val="both"/>
             <w:rPr>
               <w:rFonts w:cs="Arial"/>
               <w:bCs/>
@@ -301,7 +295,6 @@
         </w:p>
         <w:p>
           <w:pPr>
-            <w:jc w:val="both"/>
             <w:rPr>
               <w:rFonts w:cs="Arial"/>
               <w:bCs/>
@@ -365,7 +358,6 @@
         </w:p>
         <w:p>
           <w:pPr>
-            <w:jc w:val="both"/>
             <w:rPr>
               <w:rFonts w:cs="Arial"/>
               <w:bCs/>
@@ -459,7 +451,6 @@
         </w:p>
         <w:p>
           <w:pPr>
-            <w:jc w:val="both"/>
             <w:rPr>
               <w:rFonts w:ascii="Arial" w:hAnsi="Arial" w:cs="Arial"/>
               <w:lang w:val="es-ES_tradnl"/>
@@ -468,7 +459,6 @@
         </w:p>
         <w:p>
           <w:pPr>
-            <w:jc w:val="both"/>
             <w:rPr>
               <w:rFonts w:ascii="Arial" w:hAnsi="Arial" w:cs="Arial"/>
               <w:lang w:val="es-ES_tradnl"/>
@@ -477,7 +467,6 @@
         </w:p>
         <w:p>
           <w:pPr>
-            <w:jc w:val="both"/>
             <w:rPr>
               <w:rFonts w:ascii="Arial" w:hAnsi="Arial" w:cs="Arial"/>
               <w:lang w:val="es-ES_tradnl"/>
@@ -699,7 +688,6 @@
         </w:p>
         <w:p>
           <w:pPr>
-            <w:jc w:val="both"/>
             <w:rPr>
               <w:rFonts w:ascii="Arial" w:hAnsi="Arial" w:cs="Arial"/>
               <w:lang w:val="es-ES_tradnl"/>
@@ -708,7 +696,6 @@
         </w:p>
         <w:p>
           <w:pPr>
-            <w:jc w:val="both"/>
             <w:rPr>
               <w:rFonts w:ascii="Arial" w:hAnsi="Arial" w:cs="Arial"/>
               <w:lang w:val="es-ES_tradnl"/>
@@ -717,7 +704,6 @@
         </w:p>
         <w:p>
           <w:pPr>
-            <w:jc w:val="both"/>
             <w:rPr>
               <w:rFonts w:ascii="Arial" w:hAnsi="Arial" w:cs="Arial"/>
               <w:lang w:val="es-ES_tradnl"/>
@@ -726,7 +712,6 @@
         </w:p>
         <w:p>
           <w:pPr>
-            <w:jc w:val="both"/>
             <w:rPr>
               <w:rFonts w:ascii="Arial" w:hAnsi="Arial" w:cs="Arial"/>
               <w:lang w:val="es-ES_tradnl"/>
@@ -768,7 +753,7 @@
                     <w:bCs/>
                     <w:lang w:val="es-ES_tradnl"/>
                   </w:rPr>
-                  <w:t>Alumno</w:t>
+                  <w:t>GRUPO 08</w:t>
                 </w:r>
               </w:p>
             </w:tc>
@@ -805,7 +790,6 @@
               </w:tcPr>
               <w:p>
                 <w:pPr>
-                  <w:jc w:val="both"/>
                   <w:rPr>
                     <w:rFonts w:ascii="Arial" w:hAnsi="Arial" w:cs="Arial"/>
                     <w:lang w:val="es-ES_tradnl"/>
@@ -826,7 +810,6 @@
               </w:tcPr>
               <w:p>
                 <w:pPr>
-                  <w:jc w:val="both"/>
                   <w:rPr>
                     <w:rFonts w:ascii="Arial" w:hAnsi="Arial" w:cs="Arial"/>
                     <w:lang w:val="es-ES_tradnl"/>
@@ -849,7 +832,6 @@
               </w:tcPr>
               <w:p>
                 <w:pPr>
-                  <w:jc w:val="both"/>
                   <w:rPr>
                     <w:rFonts w:ascii="Arial" w:hAnsi="Arial" w:cs="Arial"/>
                     <w:lang w:val="es-ES_tradnl"/>
@@ -870,12 +852,18 @@
               </w:tcPr>
               <w:p>
                 <w:pPr>
-                  <w:jc w:val="both"/>
                   <w:rPr>
                     <w:rFonts w:ascii="Arial" w:hAnsi="Arial" w:cs="Arial"/>
                     <w:lang w:val="es-ES_tradnl"/>
                   </w:rPr>
                 </w:pPr>
+                <w:r>
+                  <w:rPr>
+                    <w:rFonts w:ascii="Arial" w:hAnsi="Arial" w:cs="Arial"/>
+                    <w:lang w:val="es-ES_tradnl"/>
+                  </w:rPr>
+                  <w:t>50311</w:t>
+                </w:r>
               </w:p>
             </w:tc>
           </w:tr>
@@ -886,7 +874,6 @@
               </w:tcPr>
               <w:p>
                 <w:pPr>
-                  <w:jc w:val="both"/>
                   <w:rPr>
                     <w:rFonts w:ascii="Arial" w:hAnsi="Arial" w:cs="Arial"/>
                     <w:lang w:val="es-ES_tradnl"/>
@@ -916,12 +903,18 @@
               </w:tcPr>
               <w:p>
                 <w:pPr>
-                  <w:jc w:val="both"/>
                   <w:rPr>
                     <w:rFonts w:ascii="Arial" w:hAnsi="Arial" w:cs="Arial"/>
                     <w:lang w:val="es-ES_tradnl"/>
                   </w:rPr>
                 </w:pPr>
+                <w:r>
+                  <w:rPr>
+                    <w:rFonts w:ascii="Arial" w:hAnsi="Arial" w:cs="Arial"/>
+                    <w:lang w:val="es-ES_tradnl"/>
+                  </w:rPr>
+                  <w:t>50310</w:t>
+                </w:r>
               </w:p>
             </w:tc>
           </w:tr>
@@ -932,7 +925,6 @@
               </w:tcPr>
               <w:p>
                 <w:pPr>
-                  <w:jc w:val="both"/>
                   <w:rPr>
                     <w:rFonts w:ascii="Arial" w:hAnsi="Arial" w:cs="Arial"/>
                     <w:lang w:val="es-ES_tradnl"/>
@@ -962,19 +954,24 @@
               </w:tcPr>
               <w:p>
                 <w:pPr>
-                  <w:jc w:val="both"/>
                   <w:rPr>
                     <w:rFonts w:ascii="Arial" w:hAnsi="Arial" w:cs="Arial"/>
                     <w:lang w:val="es-ES_tradnl"/>
                   </w:rPr>
                 </w:pPr>
+                <w:r>
+                  <w:rPr>
+                    <w:rFonts w:ascii="Arial" w:hAnsi="Arial" w:cs="Arial"/>
+                    <w:lang w:val="es-ES_tradnl"/>
+                  </w:rPr>
+                  <w:t>50671</w:t>
+                </w:r>
               </w:p>
             </w:tc>
           </w:tr>
         </w:tbl>
         <w:p>
           <w:pPr>
-            <w:jc w:val="both"/>
             <w:rPr>
               <w:rFonts w:ascii="Arial" w:hAnsi="Arial" w:cs="Arial"/>
               <w:lang w:val="es-ES_tradnl"/>
@@ -990,6 +987,10 @@
     <w:sdt>
       <w:sdtPr>
         <w:rPr>
+          <w:rFonts w:asciiTheme="minorHAnsi" w:eastAsiaTheme="minorHAnsi" w:hAnsiTheme="minorHAnsi" w:cstheme="minorBidi"/>
+          <w:color w:val="auto"/>
+          <w:sz w:val="22"/>
+          <w:szCs w:val="22"/>
           <w:lang w:val="es-ES"/>
         </w:rPr>
         <w:id w:val="-665632957"/>
@@ -1000,12 +1001,8 @@
       </w:sdtPr>
       <w:sdtEndPr>
         <w:rPr>
-          <w:rFonts w:asciiTheme="minorHAnsi" w:eastAsiaTheme="minorHAnsi" w:hAnsiTheme="minorHAnsi" w:cstheme="minorBidi"/>
           <w:b/>
           <w:bCs/>
-          <w:color w:val="auto"/>
-          <w:sz w:val="22"/>
-          <w:szCs w:val="22"/>
         </w:rPr>
       </w:sdtEndPr>
       <w:sdtContent>
@@ -1045,7 +1042,7 @@
           <w:r>
             <w:fldChar w:fldCharType="separate"/>
           </w:r>
-          <w:hyperlink w:anchor="_Toc210579437" w:history="1">
+          <w:hyperlink w:anchor="_Toc210661424" w:history="1">
             <w:r>
               <w:rPr>
                 <w:rStyle w:val="Hipervnculo"/>
@@ -1072,7 +1069,7 @@
                 <w:noProof/>
                 <w:webHidden/>
               </w:rPr>
-              <w:instrText xml:space="preserve"> PAGEREF _Toc210579437 \h </w:instrText>
+              <w:instrText xml:space="preserve"> PAGEREF _Toc210661424 \h </w:instrText>
             </w:r>
             <w:r>
               <w:rPr>
@@ -1092,7 +1089,7 @@
                 <w:noProof/>
                 <w:webHidden/>
               </w:rPr>
-              <w:t>1</w:t>
+              <w:t>2</w:t>
             </w:r>
             <w:r>
               <w:rPr>
@@ -1119,13 +1116,13 @@
               <w14:ligatures w14:val="standardContextual"/>
             </w:rPr>
           </w:pPr>
-          <w:hyperlink w:anchor="_Toc210579438" w:history="1">
+          <w:hyperlink w:anchor="_Toc210661425" w:history="1">
             <w:r>
               <w:rPr>
                 <w:rStyle w:val="Hipervnculo"/>
                 <w:noProof/>
               </w:rPr>
-              <w:t>Modelo de dominio</w:t>
+              <w:t>Funcionamiento</w:t>
             </w:r>
             <w:r>
               <w:rPr>
@@ -1146,7 +1143,7 @@
                 <w:noProof/>
                 <w:webHidden/>
               </w:rPr>
-              <w:instrText xml:space="preserve"> PAGEREF _Toc210579438 \h </w:instrText>
+              <w:instrText xml:space="preserve"> PAGEREF _Toc210661425 \h </w:instrText>
             </w:r>
             <w:r>
               <w:rPr>
@@ -1166,7 +1163,7 @@
                 <w:noProof/>
                 <w:webHidden/>
               </w:rPr>
-              <w:t>1</w:t>
+              <w:t>2</w:t>
             </w:r>
             <w:r>
               <w:rPr>
@@ -1193,13 +1190,13 @@
               <w14:ligatures w14:val="standardContextual"/>
             </w:rPr>
           </w:pPr>
-          <w:hyperlink w:anchor="_Toc210579439" w:history="1">
+          <w:hyperlink w:anchor="_Toc210661426" w:history="1">
             <w:r>
               <w:rPr>
                 <w:rStyle w:val="Hipervnculo"/>
                 <w:noProof/>
               </w:rPr>
-              <w:t>Reglas de negocio</w:t>
+              <w:t>Modelo de dominio</w:t>
             </w:r>
             <w:r>
               <w:rPr>
@@ -1220,7 +1217,7 @@
                 <w:noProof/>
                 <w:webHidden/>
               </w:rPr>
-              <w:instrText xml:space="preserve"> PAGEREF _Toc210579439 \h </w:instrText>
+              <w:instrText xml:space="preserve"> PAGEREF _Toc210661426 \h </w:instrText>
             </w:r>
             <w:r>
               <w:rPr>
@@ -1240,7 +1237,7 @@
                 <w:noProof/>
                 <w:webHidden/>
               </w:rPr>
-              <w:t>1</w:t>
+              <w:t>3</w:t>
             </w:r>
             <w:r>
               <w:rPr>
@@ -1267,13 +1264,13 @@
               <w14:ligatures w14:val="standardContextual"/>
             </w:rPr>
           </w:pPr>
-          <w:hyperlink w:anchor="_Toc210579440" w:history="1">
+          <w:hyperlink w:anchor="_Toc210661427" w:history="1">
             <w:r>
               <w:rPr>
                 <w:rStyle w:val="Hipervnculo"/>
                 <w:noProof/>
               </w:rPr>
-              <w:t>Casos de uso</w:t>
+              <w:t>Reglas de negocio</w:t>
             </w:r>
             <w:r>
               <w:rPr>
@@ -1294,7 +1291,7 @@
                 <w:noProof/>
                 <w:webHidden/>
               </w:rPr>
-              <w:instrText xml:space="preserve"> PAGEREF _Toc210579440 \h </w:instrText>
+              <w:instrText xml:space="preserve"> PAGEREF _Toc210661427 \h </w:instrText>
             </w:r>
             <w:r>
               <w:rPr>
@@ -1314,7 +1311,229 @@
                 <w:noProof/>
                 <w:webHidden/>
               </w:rPr>
-              <w:t>1</w:t>
+              <w:t>3</w:t>
+            </w:r>
+            <w:r>
+              <w:rPr>
+                <w:noProof/>
+                <w:webHidden/>
+              </w:rPr>
+              <w:fldChar w:fldCharType="end"/>
+            </w:r>
+          </w:hyperlink>
+        </w:p>
+        <w:p>
+          <w:pPr>
+            <w:pStyle w:val="TDC1"/>
+            <w:tabs>
+              <w:tab w:val="right" w:leader="dot" w:pos="9742"/>
+            </w:tabs>
+            <w:rPr>
+              <w:rFonts w:eastAsiaTheme="minorEastAsia"/>
+              <w:noProof/>
+              <w:kern w:val="2"/>
+              <w:sz w:val="24"/>
+              <w:szCs w:val="24"/>
+              <w:lang w:val="es-AR" w:eastAsia="es-AR"/>
+              <w14:ligatures w14:val="standardContextual"/>
+            </w:rPr>
+          </w:pPr>
+          <w:hyperlink w:anchor="_Toc210661428" w:history="1">
+            <w:r>
+              <w:rPr>
+                <w:rStyle w:val="Hipervnculo"/>
+                <w:noProof/>
+              </w:rPr>
+              <w:t>Caso de uso</w:t>
+            </w:r>
+            <w:r>
+              <w:rPr>
+                <w:noProof/>
+                <w:webHidden/>
+              </w:rPr>
+              <w:tab/>
+            </w:r>
+            <w:r>
+              <w:rPr>
+                <w:noProof/>
+                <w:webHidden/>
+              </w:rPr>
+              <w:fldChar w:fldCharType="begin"/>
+            </w:r>
+            <w:r>
+              <w:rPr>
+                <w:noProof/>
+                <w:webHidden/>
+              </w:rPr>
+              <w:instrText xml:space="preserve"> PAGEREF _Toc210661428 \h </w:instrText>
+            </w:r>
+            <w:r>
+              <w:rPr>
+                <w:noProof/>
+                <w:webHidden/>
+              </w:rPr>
+            </w:r>
+            <w:r>
+              <w:rPr>
+                <w:noProof/>
+                <w:webHidden/>
+              </w:rPr>
+              <w:fldChar w:fldCharType="separate"/>
+            </w:r>
+            <w:r>
+              <w:rPr>
+                <w:noProof/>
+                <w:webHidden/>
+              </w:rPr>
+              <w:t>4</w:t>
+            </w:r>
+            <w:r>
+              <w:rPr>
+                <w:noProof/>
+                <w:webHidden/>
+              </w:rPr>
+              <w:fldChar w:fldCharType="end"/>
+            </w:r>
+          </w:hyperlink>
+        </w:p>
+        <w:p>
+          <w:pPr>
+            <w:pStyle w:val="TDC1"/>
+            <w:tabs>
+              <w:tab w:val="right" w:leader="dot" w:pos="9742"/>
+            </w:tabs>
+            <w:rPr>
+              <w:rFonts w:eastAsiaTheme="minorEastAsia"/>
+              <w:noProof/>
+              <w:kern w:val="2"/>
+              <w:sz w:val="24"/>
+              <w:szCs w:val="24"/>
+              <w:lang w:val="es-AR" w:eastAsia="es-AR"/>
+              <w14:ligatures w14:val="standardContextual"/>
+            </w:rPr>
+          </w:pPr>
+          <w:hyperlink w:anchor="_Toc210661429" w:history="1">
+            <w:r>
+              <w:rPr>
+                <w:rStyle w:val="Hipervnculo"/>
+                <w:noProof/>
+              </w:rPr>
+              <w:t>Mejoras a implementar</w:t>
+            </w:r>
+            <w:r>
+              <w:rPr>
+                <w:noProof/>
+                <w:webHidden/>
+              </w:rPr>
+              <w:tab/>
+            </w:r>
+            <w:r>
+              <w:rPr>
+                <w:noProof/>
+                <w:webHidden/>
+              </w:rPr>
+              <w:fldChar w:fldCharType="begin"/>
+            </w:r>
+            <w:r>
+              <w:rPr>
+                <w:noProof/>
+                <w:webHidden/>
+              </w:rPr>
+              <w:instrText xml:space="preserve"> PAGEREF _Toc210661429 \h </w:instrText>
+            </w:r>
+            <w:r>
+              <w:rPr>
+                <w:noProof/>
+                <w:webHidden/>
+              </w:rPr>
+            </w:r>
+            <w:r>
+              <w:rPr>
+                <w:noProof/>
+                <w:webHidden/>
+              </w:rPr>
+              <w:fldChar w:fldCharType="separate"/>
+            </w:r>
+            <w:r>
+              <w:rPr>
+                <w:noProof/>
+                <w:webHidden/>
+              </w:rPr>
+              <w:t>6</w:t>
+            </w:r>
+            <w:r>
+              <w:rPr>
+                <w:noProof/>
+                <w:webHidden/>
+              </w:rPr>
+              <w:fldChar w:fldCharType="end"/>
+            </w:r>
+          </w:hyperlink>
+        </w:p>
+        <w:p>
+          <w:pPr>
+            <w:pStyle w:val="TDC1"/>
+            <w:tabs>
+              <w:tab w:val="right" w:leader="dot" w:pos="9742"/>
+            </w:tabs>
+            <w:rPr>
+              <w:rFonts w:eastAsiaTheme="minorEastAsia"/>
+              <w:noProof/>
+              <w:kern w:val="2"/>
+              <w:sz w:val="24"/>
+              <w:szCs w:val="24"/>
+              <w:lang w:val="es-AR" w:eastAsia="es-AR"/>
+              <w14:ligatures w14:val="standardContextual"/>
+            </w:rPr>
+          </w:pPr>
+          <w:hyperlink w:anchor="_Toc210661430" w:history="1">
+            <w:r>
+              <w:rPr>
+                <w:rStyle w:val="Hipervnculo"/>
+                <w:noProof/>
+              </w:rPr>
+              <w:t>Repositorio de GitHub</w:t>
+            </w:r>
+            <w:r>
+              <w:rPr>
+                <w:noProof/>
+                <w:webHidden/>
+              </w:rPr>
+              <w:tab/>
+            </w:r>
+            <w:r>
+              <w:rPr>
+                <w:noProof/>
+                <w:webHidden/>
+              </w:rPr>
+              <w:fldChar w:fldCharType="begin"/>
+            </w:r>
+            <w:r>
+              <w:rPr>
+                <w:noProof/>
+                <w:webHidden/>
+              </w:rPr>
+              <w:instrText xml:space="preserve"> PAGEREF _Toc210661430 \h </w:instrText>
+            </w:r>
+            <w:r>
+              <w:rPr>
+                <w:noProof/>
+                <w:webHidden/>
+              </w:rPr>
+            </w:r>
+            <w:r>
+              <w:rPr>
+                <w:noProof/>
+                <w:webHidden/>
+              </w:rPr>
+              <w:fldChar w:fldCharType="separate"/>
+            </w:r>
+            <w:r>
+              <w:rPr>
+                <w:noProof/>
+                <w:webHidden/>
+              </w:rPr>
+              <w:t>6</w:t>
             </w:r>
             <w:r>
               <w:rPr>
@@ -1343,66 +1562,3812 @@
     <w:p/>
     <w:p/>
     <w:p/>
+    <w:p/>
+    <w:p/>
+    <w:p/>
+    <w:p/>
+    <w:p/>
+    <w:p/>
+    <w:p/>
+    <w:p/>
+    <w:p/>
+    <w:p/>
+    <w:p/>
+    <w:p/>
     <w:p>
       <w:pPr>
+        <w:rPr>
+          <w:lang w:val="es-AR"/>
+        </w:rPr>
+      </w:pPr>
+    </w:p>
+    <w:p>
+      <w:pPr>
         <w:pStyle w:val="Ttulo1"/>
       </w:pPr>
-      <w:bookmarkStart w:id="0" w:name="_Toc210579437"/>
-      <w:r>
+      <w:bookmarkStart w:id="0" w:name="_Toc210661424"/>
+      <w:r>
+        <w:lastRenderedPageBreak/>
         <w:t>Glosario</w:t>
       </w:r>
       <w:bookmarkEnd w:id="0"/>
     </w:p>
     <w:p>
       <w:pPr>
-        <w:pStyle w:val="Ttulo1"/>
-      </w:pPr>
-      <w:r>
-        <w:t>Marco teórico</w:t>
+        <w:rPr>
+          <w:lang w:val="es-AR"/>
+        </w:rPr>
+      </w:pPr>
+      <w:r>
+        <w:rPr>
+          <w:lang w:val="es-AR"/>
+        </w:rPr>
+        <w:t>GIS:</w:t>
+      </w:r>
+      <w:r>
+        <w:rPr>
+          <w:lang w:val="es-AR"/>
+        </w:rPr>
+        <w:t xml:space="preserve"> Las siglas significan sistema de información geográfica, esta es un conjunto</w:t>
+      </w:r>
+      <w:r>
+        <w:rPr>
+          <w:lang w:val="es-AR"/>
+        </w:rPr>
+        <w:t xml:space="preserve"> de herramientas y datos para capturar, almacenar, analizar y visualizar información georreferenciada (mapas, capas, atributos).</w:t>
       </w:r>
     </w:p>
     <w:p>
       <w:pPr>
+        <w:rPr>
+          <w:lang w:val="es-AR"/>
+        </w:rPr>
+      </w:pPr>
+      <w:r>
+        <w:rPr>
+          <w:lang w:val="es-AR"/>
+        </w:rPr>
+        <w:t>Centroide:</w:t>
+      </w:r>
+      <w:r>
+        <w:rPr>
+          <w:lang w:val="es-AR"/>
+        </w:rPr>
+        <w:t xml:space="preserve"> </w:t>
+      </w:r>
+      <w:r>
+        <w:rPr>
+          <w:lang w:val="es-AR"/>
+        </w:rPr>
+        <w:t xml:space="preserve">Punto que representa el centro geométrico de una figura (polígono, </w:t>
+      </w:r>
+      <w:proofErr w:type="spellStart"/>
+      <w:r>
+        <w:rPr>
+          <w:lang w:val="es-AR"/>
+        </w:rPr>
+        <w:t>multipolígono</w:t>
+      </w:r>
+      <w:proofErr w:type="spellEnd"/>
+      <w:r>
+        <w:rPr>
+          <w:lang w:val="es-AR"/>
+        </w:rPr>
+        <w:t>).</w:t>
+      </w:r>
+    </w:p>
+    <w:p>
+      <w:pPr>
+        <w:rPr>
+          <w:lang w:val="es-AR"/>
+        </w:rPr>
+      </w:pPr>
+      <w:proofErr w:type="spellStart"/>
+      <w:r>
+        <w:rPr>
+          <w:lang w:val="es-AR"/>
+        </w:rPr>
+        <w:t>Join</w:t>
+      </w:r>
+      <w:proofErr w:type="spellEnd"/>
+      <w:r>
+        <w:rPr>
+          <w:lang w:val="es-AR"/>
+        </w:rPr>
+        <w:t>:</w:t>
+      </w:r>
+      <w:r>
+        <w:rPr>
+          <w:lang w:val="es-AR"/>
+        </w:rPr>
+        <w:t xml:space="preserve"> Operación que combina tablas o capas usando un campo clave común. En bases de datos: INNER/LEFT/RIGHT JOIN</w:t>
+      </w:r>
+      <w:r>
+        <w:rPr>
+          <w:lang w:val="es-AR"/>
+        </w:rPr>
+        <w:t>.</w:t>
+      </w:r>
+    </w:p>
+    <w:p>
+      <w:pPr>
+        <w:rPr>
+          <w:lang w:val="es-AR"/>
+        </w:rPr>
+      </w:pPr>
+      <w:proofErr w:type="spellStart"/>
+      <w:r>
+        <w:rPr>
+          <w:lang w:val="es-AR"/>
+        </w:rPr>
+        <w:t>Hyperparameter</w:t>
+      </w:r>
+      <w:proofErr w:type="spellEnd"/>
+      <w:r>
+        <w:rPr>
+          <w:lang w:val="es-AR"/>
+        </w:rPr>
+        <w:t xml:space="preserve"> </w:t>
+      </w:r>
+      <w:proofErr w:type="spellStart"/>
+      <w:r>
+        <w:rPr>
+          <w:lang w:val="es-AR"/>
+        </w:rPr>
+        <w:t>tunning</w:t>
+      </w:r>
+      <w:proofErr w:type="spellEnd"/>
+      <w:r>
+        <w:rPr>
+          <w:lang w:val="es-AR"/>
+        </w:rPr>
+        <w:t>:</w:t>
+      </w:r>
+      <w:r>
+        <w:rPr>
+          <w:lang w:val="es-AR"/>
+        </w:rPr>
+        <w:t xml:space="preserve"> </w:t>
+      </w:r>
+      <w:r>
+        <w:rPr>
+          <w:lang w:val="es-AR"/>
+        </w:rPr>
+        <w:t xml:space="preserve">Proceso de buscar los valores óptimos de parámetros que no aprende el modelo (p. ej., tasa de aprendizaje, profundidad de árbol), usando estrategias como </w:t>
+      </w:r>
+      <w:proofErr w:type="spellStart"/>
+      <w:r>
+        <w:rPr>
+          <w:lang w:val="es-AR"/>
+        </w:rPr>
+        <w:t>grid</w:t>
+      </w:r>
+      <w:proofErr w:type="spellEnd"/>
+      <w:r>
+        <w:rPr>
+          <w:lang w:val="es-AR"/>
+        </w:rPr>
+        <w:t>/</w:t>
+      </w:r>
+      <w:proofErr w:type="spellStart"/>
+      <w:r>
+        <w:rPr>
+          <w:lang w:val="es-AR"/>
+        </w:rPr>
+        <w:t>random</w:t>
+      </w:r>
+      <w:proofErr w:type="spellEnd"/>
+      <w:r>
+        <w:rPr>
+          <w:lang w:val="es-AR"/>
+        </w:rPr>
+        <w:t xml:space="preserve"> </w:t>
+      </w:r>
+      <w:proofErr w:type="spellStart"/>
+      <w:r>
+        <w:rPr>
+          <w:lang w:val="es-AR"/>
+        </w:rPr>
+        <w:t>search</w:t>
+      </w:r>
+      <w:proofErr w:type="spellEnd"/>
+      <w:r>
+        <w:rPr>
+          <w:lang w:val="es-AR"/>
+        </w:rPr>
+        <w:t xml:space="preserve"> o búsqueda bayesiana, normalmente con validación cruzada.</w:t>
+      </w:r>
+    </w:p>
+    <w:p>
+      <w:pPr>
+        <w:rPr>
+          <w:lang w:val="es-AR"/>
+        </w:rPr>
+      </w:pPr>
+      <w:r>
+        <w:rPr>
+          <w:lang w:val="es-AR"/>
+        </w:rPr>
+        <w:t>Algoritmo genético:</w:t>
+      </w:r>
+      <w:r>
+        <w:rPr>
+          <w:lang w:val="es-AR"/>
+        </w:rPr>
+        <w:t xml:space="preserve"> Método de optimización inspirado en la evolución biológica. Mantiene una población de soluciones y aplica evaluación (fitness), selección, cruce y mutación para mejorar iterativamente los resultados.</w:t>
+      </w:r>
+    </w:p>
+    <w:p>
+      <w:pPr>
+        <w:rPr>
+          <w:lang w:val="es-AR"/>
+        </w:rPr>
+      </w:pPr>
+      <w:r>
+        <w:rPr>
+          <w:lang w:val="es-AR"/>
+        </w:rPr>
+        <w:t>Generación</w:t>
+      </w:r>
+      <w:r>
+        <w:rPr>
+          <w:lang w:val="es-AR"/>
+        </w:rPr>
+        <w:t>:</w:t>
+      </w:r>
+      <w:r>
+        <w:rPr>
+          <w:lang w:val="es-AR"/>
+        </w:rPr>
+        <w:t xml:space="preserve"> Cada generación es un ciclo completo de evaluación → selección → cruce → mutación que produce una nueva población.</w:t>
+      </w:r>
+    </w:p>
+    <w:p>
+      <w:pPr>
         <w:pStyle w:val="Ttulo1"/>
       </w:pPr>
-      <w:bookmarkStart w:id="1" w:name="_Toc210579438"/>
-      <w:r>
-        <w:t>Modelo de dominio</w:t>
+      <w:bookmarkStart w:id="1" w:name="_Toc210661425"/>
+      <w:r>
+        <w:t>Funcionamiento</w:t>
       </w:r>
       <w:bookmarkEnd w:id="1"/>
     </w:p>
     <w:p>
       <w:pPr>
+        <w:rPr>
+          <w:lang w:val="es-AR"/>
+        </w:rPr>
+      </w:pPr>
+      <w:r>
+        <w:rPr>
+          <w:lang w:val="es-AR"/>
+        </w:rPr>
+        <w:t>Esta herramienta consiste en que, primeramente, el usuario debe seleccionar en el GIS el área correspondiente al campo sobre el que se quiere realizar el análisis. Con las coordenadas que delimitan el polígono, se logra calcular el área delimitada en metros cuadrados y hectáreas, las coordenadas del centroide del mismo, y el departamento y provincia a la que pertenece dicho campo.</w:t>
+      </w:r>
+    </w:p>
+    <w:p>
+      <w:pPr>
+        <w:rPr>
+          <w:lang w:val="es-AR"/>
+        </w:rPr>
+      </w:pPr>
+      <w:r>
+        <w:rPr>
+          <w:lang w:val="es-AR"/>
+        </w:rPr>
+        <w:t>Una vez cerrada la aplicación que permite la recuperación y cálculo de los datos mencionados anteriormente, el sistema corrobora que estén creados los archivos necesarios para el entreno de la red neuronal que va a predecir las toneladas que se producirán de cada semilla. En sí el archivo de entreno es uno solo, pero para crearlo se necesita de la creación de varios otros. Cuando se crea un archivo lo que se hace es limpiarlo de columnas o filas con datos faltantes o innecesarios, ya que las redes neuronales se entrenan interpretando la relación entre datos numéricos y si faltan datos en una relación, no hay tal; también se hacen diferentes JOIN entre los datos de archivos para que cada fila de un archivo se relacione con la correspondiente fila de otro dependiendo de una condición (puede ser dependiendo del nombre del departamento); y finalmente, también lo que se ajusta es el orden y nombre de las columnas para que en todos los archivos los datos equivalentes puedan ser llamados de la misma manera.</w:t>
+      </w:r>
+    </w:p>
+    <w:p>
+      <w:pPr>
+        <w:rPr>
+          <w:lang w:val="es-AR"/>
+        </w:rPr>
+      </w:pPr>
+      <w:r>
+        <w:rPr>
+          <w:lang w:val="es-AR"/>
+        </w:rPr>
+        <w:t xml:space="preserve">Luego, se verifica si hay almacenado un modelo ya entrenado, debido a que el entreno en cada iteración </w:t>
+      </w:r>
+      <w:r>
+        <w:rPr>
+          <w:lang w:val="es-AR"/>
+        </w:rPr>
+        <w:t>sería</w:t>
+      </w:r>
+      <w:r>
+        <w:rPr>
+          <w:lang w:val="es-AR"/>
+        </w:rPr>
+        <w:t xml:space="preserve"> algo tedioso por el tiempo</w:t>
+      </w:r>
+      <w:r>
+        <w:rPr>
+          <w:lang w:val="es-AR"/>
+        </w:rPr>
+        <w:t xml:space="preserve"> que tarda y no tan necesario ya que los datos ingresados para su entreno no cambian con tanta frecuencia. En el caso de que no haya un modelo entrenado, se tiene la posibilidad de hacer un </w:t>
+      </w:r>
+      <w:proofErr w:type="spellStart"/>
+      <w:r>
+        <w:rPr>
+          <w:lang w:val="es-AR"/>
+        </w:rPr>
+        <w:t>hyperparameter</w:t>
+      </w:r>
+      <w:proofErr w:type="spellEnd"/>
+      <w:r>
+        <w:rPr>
+          <w:lang w:val="es-AR"/>
+        </w:rPr>
+        <w:t xml:space="preserve"> </w:t>
+      </w:r>
+      <w:proofErr w:type="spellStart"/>
+      <w:r>
+        <w:rPr>
+          <w:lang w:val="es-AR"/>
+        </w:rPr>
+        <w:t>tunning</w:t>
+      </w:r>
+      <w:proofErr w:type="spellEnd"/>
+      <w:r>
+        <w:rPr>
+          <w:lang w:val="es-AR"/>
+        </w:rPr>
+        <w:t xml:space="preserve"> previo al entreno. Una vez entrenado el modelo, este se guarda en una carpeta y sigue con la ejecución normal del sistema.</w:t>
+      </w:r>
+    </w:p>
+    <w:p>
+      <w:pPr>
+        <w:rPr>
+          <w:lang w:val="es-AR"/>
+        </w:rPr>
+      </w:pPr>
+      <w:r>
+        <w:rPr>
+          <w:lang w:val="es-AR"/>
+        </w:rPr>
+        <w:t xml:space="preserve">Finalmente, se llega al algoritmo genético que es donde mediante la ejecución de diferentes </w:t>
+      </w:r>
+      <w:r>
+        <w:rPr>
+          <w:lang w:val="es-AR"/>
+        </w:rPr>
+        <w:t>generaciones</w:t>
+      </w:r>
+      <w:r>
+        <w:rPr>
+          <w:lang w:val="es-AR"/>
+        </w:rPr>
+        <w:t xml:space="preserve">, se obtiene </w:t>
+      </w:r>
+      <w:r>
+        <w:rPr>
+          <w:lang w:val="es-AR"/>
+        </w:rPr>
+        <w:t xml:space="preserve">una aproximación a la forma óptima de sembrado para la obtención de la mayor cantidad de toneladas por semilla sembrada. </w:t>
+      </w:r>
+    </w:p>
+    <w:p>
+      <w:pPr>
+        <w:rPr>
+          <w:lang w:val="es-AR"/>
+        </w:rPr>
+      </w:pPr>
+      <w:r>
+        <w:rPr>
+          <w:lang w:val="es-AR"/>
+        </w:rPr>
+        <w:lastRenderedPageBreak/>
+        <w:t>Para realizar las predicciones a futuro se arma una tupla con el nombre de la semilla, los datos del suelo y las predicciones climáticas a futuro.</w:t>
+      </w:r>
+    </w:p>
+    <w:p>
+      <w:pPr>
         <w:pStyle w:val="Ttulo1"/>
       </w:pPr>
-      <w:bookmarkStart w:id="2" w:name="_Toc210579439"/>
-      <w:r>
-        <w:t>Reglas de negocio</w:t>
+      <w:bookmarkStart w:id="2" w:name="_Toc210661426"/>
+      <w:r>
+        <w:t>Modelo de dominio</w:t>
       </w:r>
       <w:bookmarkEnd w:id="2"/>
     </w:p>
     <w:p>
       <w:pPr>
+        <w:rPr>
+          <w:lang w:val="es-AR"/>
+        </w:rPr>
+      </w:pPr>
+      <w:r>
+        <w:rPr>
+          <w:lang w:val="es-AR"/>
+        </w:rPr>
+        <w:t>Esta herramienta no persiste entidades en una base de datos, sino que se realizan diferentes operaciones entre diferentes archivos.</w:t>
+      </w:r>
+    </w:p>
+    <w:p>
+      <w:pPr>
+        <w:rPr>
+          <w:lang w:val="es-AR"/>
+        </w:rPr>
+      </w:pPr>
+      <w:r>
+        <w:rPr>
+          <w:lang w:val="es-AR"/>
+        </w:rPr>
+        <w:t xml:space="preserve">Pero puedo mostrar las columnas de los archivos más importantes utilizados, como por ejemplo el que se utiliza para entrenar a la red neuronal que predice las toneladas </w:t>
+      </w:r>
+      <w:r>
+        <w:rPr>
+          <w:lang w:val="es-AR"/>
+        </w:rPr>
+        <w:t>que se obtendrán en el área seleccionada:</w:t>
+      </w:r>
+    </w:p>
+    <w:p>
+      <w:pPr>
+        <w:pStyle w:val="Prrafodelista"/>
+        <w:numPr>
+          <w:ilvl w:val="0"/>
+          <w:numId w:val="14"/>
+        </w:numPr>
+        <w:rPr>
+          <w:lang w:val="es-AR"/>
+        </w:rPr>
+      </w:pPr>
+      <w:proofErr w:type="spellStart"/>
+      <w:r>
+        <w:rPr>
+          <w:lang w:val="es-AR"/>
+        </w:rPr>
+        <w:t>cultivo_nombre</w:t>
+      </w:r>
+      <w:proofErr w:type="spellEnd"/>
+      <w:r>
+        <w:rPr>
+          <w:lang w:val="es-AR"/>
+        </w:rPr>
+        <w:t>: en esta columna se guarda el nombre de los cultivos para poder ser filtrado. A la red neuronal no se le pueden pasar strings, es por ello que antes de entrenarla o de realizar la predicción se transforman los nombres de las semillas a enteros mediante el uso de un diccionario que también se almacena como archivo.</w:t>
+      </w:r>
+    </w:p>
+    <w:p>
+      <w:pPr>
+        <w:pStyle w:val="Prrafodelista"/>
+        <w:numPr>
+          <w:ilvl w:val="0"/>
+          <w:numId w:val="14"/>
+        </w:numPr>
+        <w:rPr>
+          <w:lang w:val="es-AR"/>
+        </w:rPr>
+      </w:pPr>
+      <w:proofErr w:type="spellStart"/>
+      <w:r>
+        <w:rPr>
+          <w:lang w:val="es-AR"/>
+        </w:rPr>
+        <w:t>a</w:t>
+      </w:r>
+      <w:r>
+        <w:rPr>
+          <w:lang w:val="es-AR"/>
+        </w:rPr>
+        <w:t>nio</w:t>
+      </w:r>
+      <w:proofErr w:type="spellEnd"/>
+      <w:r>
+        <w:rPr>
+          <w:lang w:val="es-AR"/>
+        </w:rPr>
+        <w:t xml:space="preserve">: se guarda el año en el que se obtuvieron cada información, datos del suelo, climáticos, de semillas, etc. </w:t>
+      </w:r>
+    </w:p>
+    <w:p>
+      <w:pPr>
+        <w:pStyle w:val="Prrafodelista"/>
+        <w:numPr>
+          <w:ilvl w:val="0"/>
+          <w:numId w:val="14"/>
+        </w:numPr>
+        <w:rPr>
+          <w:lang w:val="es-AR"/>
+        </w:rPr>
+      </w:pPr>
+      <w:proofErr w:type="spellStart"/>
+      <w:r>
+        <w:rPr>
+          <w:lang w:val="es-AR"/>
+        </w:rPr>
+        <w:t>p</w:t>
+      </w:r>
+      <w:r>
+        <w:rPr>
+          <w:lang w:val="es-AR"/>
+        </w:rPr>
+        <w:t>hase</w:t>
+      </w:r>
+      <w:proofErr w:type="spellEnd"/>
+      <w:r>
+        <w:rPr>
+          <w:lang w:val="es-AR"/>
+        </w:rPr>
+        <w:t>: en esta columna se</w:t>
+      </w:r>
+      <w:r>
+        <w:rPr>
+          <w:lang w:val="es-AR"/>
+        </w:rPr>
+        <w:t xml:space="preserve"> guarda si</w:t>
+      </w:r>
+      <w:r>
+        <w:rPr>
+          <w:lang w:val="es-AR"/>
+        </w:rPr>
+        <w:t xml:space="preserve"> el año es niño, niña o neutral. Es una forma de resumir los datos climáticos que afectan a los cultivos. </w:t>
+      </w:r>
+    </w:p>
+    <w:p>
+      <w:pPr>
+        <w:pStyle w:val="Prrafodelista"/>
+        <w:numPr>
+          <w:ilvl w:val="0"/>
+          <w:numId w:val="14"/>
+        </w:numPr>
+        <w:rPr>
+          <w:lang w:val="es-AR"/>
+        </w:rPr>
+      </w:pPr>
+      <w:proofErr w:type="spellStart"/>
+      <w:r>
+        <w:rPr>
+          <w:lang w:val="es-AR"/>
+        </w:rPr>
+        <w:t>departamento_nombre</w:t>
+      </w:r>
+      <w:proofErr w:type="spellEnd"/>
+      <w:r>
+        <w:rPr>
+          <w:lang w:val="es-AR"/>
+        </w:rPr>
+        <w:t>: guarda el nombre del departamento de donde se obtuvieron los datos</w:t>
+      </w:r>
+      <w:r>
+        <w:rPr>
+          <w:lang w:val="es-AR"/>
+        </w:rPr>
+        <w:t>. De esta forma se pueden diferenciar datos de cultivos sembrados más al norte o más al sur del país ya que los datos que afectan la siembra varían mucho a lo largo de este.</w:t>
+      </w:r>
+    </w:p>
+    <w:p>
+      <w:pPr>
+        <w:pStyle w:val="Prrafodelista"/>
+        <w:numPr>
+          <w:ilvl w:val="0"/>
+          <w:numId w:val="14"/>
+        </w:numPr>
+        <w:rPr>
+          <w:lang w:val="es-AR"/>
+        </w:rPr>
+      </w:pPr>
+      <w:proofErr w:type="spellStart"/>
+      <w:r>
+        <w:rPr>
+          <w:lang w:val="es-AR"/>
+        </w:rPr>
+        <w:t>coords</w:t>
+      </w:r>
+      <w:proofErr w:type="spellEnd"/>
+      <w:r>
+        <w:rPr>
+          <w:lang w:val="es-AR"/>
+        </w:rPr>
+        <w:t>: coordenadas del centroide del departamento. Se utiliza para unir cada departamento con los datos del suelo recuperados en las coordenadas más cercanas.</w:t>
+      </w:r>
+    </w:p>
+    <w:p>
+      <w:pPr>
+        <w:pStyle w:val="Prrafodelista"/>
+        <w:numPr>
+          <w:ilvl w:val="0"/>
+          <w:numId w:val="14"/>
+        </w:numPr>
+        <w:rPr>
+          <w:lang w:val="es-AR"/>
+        </w:rPr>
+      </w:pPr>
+      <w:proofErr w:type="spellStart"/>
+      <w:r>
+        <w:rPr>
+          <w:lang w:val="es-AR"/>
+        </w:rPr>
+        <w:t>organic_carbon</w:t>
+      </w:r>
+      <w:proofErr w:type="spellEnd"/>
+      <w:r>
+        <w:rPr>
+          <w:lang w:val="es-AR"/>
+        </w:rPr>
+        <w:t>: guarda los d</w:t>
+      </w:r>
+      <w:r>
+        <w:rPr>
+          <w:lang w:val="es-AR"/>
+        </w:rPr>
+        <w:t>atos del carbono en el suelo de cada departamento.</w:t>
+      </w:r>
+    </w:p>
+    <w:p>
+      <w:pPr>
+        <w:pStyle w:val="Prrafodelista"/>
+        <w:numPr>
+          <w:ilvl w:val="0"/>
+          <w:numId w:val="14"/>
+        </w:numPr>
+        <w:rPr>
+          <w:lang w:val="es-AR"/>
+        </w:rPr>
+      </w:pPr>
+      <w:proofErr w:type="spellStart"/>
+      <w:r>
+        <w:rPr>
+          <w:lang w:val="es-AR"/>
+        </w:rPr>
+        <w:t>ph</w:t>
+      </w:r>
+      <w:proofErr w:type="spellEnd"/>
+      <w:r>
+        <w:rPr>
+          <w:lang w:val="es-AR"/>
+        </w:rPr>
+        <w:t>: guarda los d</w:t>
+      </w:r>
+      <w:r>
+        <w:rPr>
+          <w:lang w:val="es-AR"/>
+        </w:rPr>
+        <w:t>atos de la acidez o alcalinidad en el suelo de cada departamento.</w:t>
+      </w:r>
+    </w:p>
+    <w:p>
+      <w:pPr>
+        <w:pStyle w:val="Prrafodelista"/>
+        <w:numPr>
+          <w:ilvl w:val="0"/>
+          <w:numId w:val="14"/>
+        </w:numPr>
+        <w:rPr>
+          <w:lang w:val="es-AR"/>
+        </w:rPr>
+      </w:pPr>
+      <w:proofErr w:type="spellStart"/>
+      <w:r>
+        <w:rPr>
+          <w:lang w:val="es-AR"/>
+        </w:rPr>
+        <w:t>clay</w:t>
+      </w:r>
+      <w:proofErr w:type="spellEnd"/>
+      <w:r>
+        <w:rPr>
+          <w:lang w:val="es-AR"/>
+        </w:rPr>
+        <w:t>: guarda los d</w:t>
+      </w:r>
+      <w:r>
+        <w:rPr>
+          <w:lang w:val="es-AR"/>
+        </w:rPr>
+        <w:t>atos de arcilla en el suelo de cada departamento.</w:t>
+      </w:r>
+    </w:p>
+    <w:p>
+      <w:pPr>
+        <w:pStyle w:val="Prrafodelista"/>
+        <w:numPr>
+          <w:ilvl w:val="0"/>
+          <w:numId w:val="14"/>
+        </w:numPr>
+        <w:rPr>
+          <w:lang w:val="es-AR"/>
+        </w:rPr>
+      </w:pPr>
+      <w:proofErr w:type="spellStart"/>
+      <w:r>
+        <w:rPr>
+          <w:lang w:val="es-AR"/>
+        </w:rPr>
+        <w:t>silt</w:t>
+      </w:r>
+      <w:proofErr w:type="spellEnd"/>
+      <w:r>
+        <w:rPr>
+          <w:lang w:val="es-AR"/>
+        </w:rPr>
+        <w:t>: guarda los d</w:t>
+      </w:r>
+      <w:r>
+        <w:rPr>
+          <w:lang w:val="es-AR"/>
+        </w:rPr>
+        <w:t>atos de limo en el suelo de cada departamento.</w:t>
+      </w:r>
+    </w:p>
+    <w:p>
+      <w:pPr>
+        <w:pStyle w:val="Prrafodelista"/>
+        <w:numPr>
+          <w:ilvl w:val="0"/>
+          <w:numId w:val="14"/>
+        </w:numPr>
+        <w:rPr>
+          <w:lang w:val="es-AR"/>
+        </w:rPr>
+      </w:pPr>
+      <w:proofErr w:type="spellStart"/>
+      <w:r>
+        <w:rPr>
+          <w:lang w:val="es-AR"/>
+        </w:rPr>
+        <w:t>sand</w:t>
+      </w:r>
+      <w:proofErr w:type="spellEnd"/>
+      <w:r>
+        <w:rPr>
+          <w:lang w:val="es-AR"/>
+        </w:rPr>
+        <w:t>: guarda los d</w:t>
+      </w:r>
+      <w:r>
+        <w:rPr>
+          <w:lang w:val="es-AR"/>
+        </w:rPr>
+        <w:t>atos de arena en el suelo de cada departamento.</w:t>
+      </w:r>
+    </w:p>
+    <w:p>
+      <w:pPr>
+        <w:pStyle w:val="Prrafodelista"/>
+        <w:numPr>
+          <w:ilvl w:val="0"/>
+          <w:numId w:val="14"/>
+        </w:numPr>
+        <w:rPr>
+          <w:lang w:val="es-AR"/>
+        </w:rPr>
+      </w:pPr>
+      <w:proofErr w:type="spellStart"/>
+      <w:r>
+        <w:rPr>
+          <w:lang w:val="es-AR"/>
+        </w:rPr>
+        <w:t>superficie_sembrada_ha</w:t>
+      </w:r>
+      <w:proofErr w:type="spellEnd"/>
+      <w:r>
+        <w:rPr>
+          <w:lang w:val="es-AR"/>
+        </w:rPr>
+        <w:t>: se guarda el valor en hectáreas de la superficie sembrada tal año para compararla con la producción obtenida.</w:t>
+      </w:r>
+    </w:p>
+    <w:p>
+      <w:pPr>
+        <w:pStyle w:val="Prrafodelista"/>
+        <w:numPr>
+          <w:ilvl w:val="0"/>
+          <w:numId w:val="14"/>
+        </w:numPr>
+        <w:rPr>
+          <w:lang w:val="es-AR"/>
+        </w:rPr>
+      </w:pPr>
+      <w:proofErr w:type="spellStart"/>
+      <w:r>
+        <w:rPr>
+          <w:lang w:val="es-AR"/>
+        </w:rPr>
+        <w:t>produccion_tn</w:t>
+      </w:r>
+      <w:proofErr w:type="spellEnd"/>
+      <w:r>
+        <w:rPr>
+          <w:lang w:val="es-AR"/>
+        </w:rPr>
+        <w:t>: en esta columna se guardan los datos en toneladas de tal cultivo en tal departamento tal año.</w:t>
+      </w:r>
+    </w:p>
+    <w:p>
+      <w:pPr>
+        <w:rPr>
+          <w:lang w:val="es-AR"/>
+        </w:rPr>
+      </w:pPr>
+      <w:r>
+        <w:rPr>
+          <w:lang w:val="es-AR"/>
+        </w:rPr>
+        <w:t>Para el entreno se especifica que las primeras 11 columnas son de entrada de datos y la de producción es la columna de salida, es decir, el dato que se busca predecir.</w:t>
+      </w:r>
+    </w:p>
+    <w:p>
+      <w:pPr>
         <w:pStyle w:val="Ttulo1"/>
       </w:pPr>
-      <w:bookmarkStart w:id="3" w:name="_Toc210579440"/>
-      <w:r>
-        <w:t>Casos de uso</w:t>
+      <w:bookmarkStart w:id="3" w:name="_Toc210661427"/>
+      <w:r>
+        <w:t>Reglas de negocio</w:t>
       </w:r>
       <w:bookmarkEnd w:id="3"/>
     </w:p>
-    <w:p/>
-    <w:p/>
     <w:p>
       <w:pPr>
         <w:rPr>
           <w:lang w:val="es-AR"/>
         </w:rPr>
       </w:pPr>
+      <w:r>
+        <w:rPr>
+          <w:lang w:val="es-AR"/>
+        </w:rPr>
+        <w:t>Para la ejecución de esta herramienta se tuvieron en cuenta las siguientes considera</w:t>
+      </w:r>
+      <w:r>
+        <w:rPr>
+          <w:lang w:val="es-AR"/>
+        </w:rPr>
+        <w:t>ciones con el fin de simplificarlo o de realizar e</w:t>
+      </w:r>
+      <w:r>
+        <w:rPr>
+          <w:lang w:val="es-AR"/>
+        </w:rPr>
+        <w:t>l</w:t>
+      </w:r>
+      <w:r>
+        <w:rPr>
+          <w:lang w:val="es-AR"/>
+        </w:rPr>
+        <w:t xml:space="preserve"> análisis sobre variables realmente útiles:</w:t>
+      </w:r>
+    </w:p>
+    <w:p>
+      <w:pPr>
+        <w:pStyle w:val="Prrafodelista"/>
+        <w:numPr>
+          <w:ilvl w:val="0"/>
+          <w:numId w:val="13"/>
+        </w:numPr>
+        <w:rPr>
+          <w:lang w:val="es-AR"/>
+        </w:rPr>
+      </w:pPr>
+      <w:r>
+        <w:rPr>
+          <w:lang w:val="es-AR"/>
+        </w:rPr>
+        <w:t>Usar el tipo de año, niño, niña o neutro, en vez de los datos climáticos.</w:t>
+      </w:r>
+    </w:p>
+    <w:p>
+      <w:pPr>
+        <w:pStyle w:val="Prrafodelista"/>
+        <w:numPr>
+          <w:ilvl w:val="0"/>
+          <w:numId w:val="13"/>
+        </w:numPr>
+        <w:rPr>
+          <w:lang w:val="es-AR"/>
+        </w:rPr>
+      </w:pPr>
+      <w:r>
+        <w:rPr>
+          <w:lang w:val="es-AR"/>
+        </w:rPr>
+        <w:t>No se considera cómo afecta la contaminación y las plagas a la cosecha final del cultivo.</w:t>
+      </w:r>
+    </w:p>
+    <w:p>
+      <w:pPr>
+        <w:pStyle w:val="Prrafodelista"/>
+        <w:numPr>
+          <w:ilvl w:val="0"/>
+          <w:numId w:val="13"/>
+        </w:numPr>
+        <w:rPr>
+          <w:lang w:val="es-AR"/>
+        </w:rPr>
+      </w:pPr>
+      <w:r>
+        <w:rPr>
+          <w:lang w:val="es-AR"/>
+        </w:rPr>
+        <w:t>El análisis se realizará sobre las principales siembras en la Argentina (girasol, sorgo, maíz, soja, trigo, cebada y arveja).</w:t>
+      </w:r>
+    </w:p>
+    <w:p>
+      <w:pPr>
+        <w:pStyle w:val="Prrafodelista"/>
+        <w:numPr>
+          <w:ilvl w:val="0"/>
+          <w:numId w:val="13"/>
+        </w:numPr>
+        <w:rPr>
+          <w:lang w:val="es-AR"/>
+        </w:rPr>
+      </w:pPr>
+      <w:r>
+        <w:rPr>
+          <w:lang w:val="es-AR"/>
+        </w:rPr>
+        <w:lastRenderedPageBreak/>
+        <w:t>El lapso a considerar sobre los trimestres previos a la cosecha de cada cultivo es de 7 meses.</w:t>
+      </w:r>
+    </w:p>
+    <w:p>
+      <w:pPr>
+        <w:pStyle w:val="Prrafodelista"/>
+        <w:numPr>
+          <w:ilvl w:val="0"/>
+          <w:numId w:val="13"/>
+        </w:numPr>
+        <w:rPr>
+          <w:lang w:val="es-AR"/>
+        </w:rPr>
+      </w:pPr>
+      <w:r>
+        <w:rPr>
+          <w:lang w:val="es-AR"/>
+        </w:rPr>
+        <w:t>Para las cosechas de invierno se toma como mes de cosecha noviembre, para las de verano se toma mayo.</w:t>
+      </w:r>
+    </w:p>
+    <w:p>
+      <w:pPr>
+        <w:pStyle w:val="Prrafodelista"/>
+        <w:numPr>
+          <w:ilvl w:val="0"/>
+          <w:numId w:val="13"/>
+        </w:numPr>
+        <w:rPr>
+          <w:lang w:val="es-AR"/>
+        </w:rPr>
+      </w:pPr>
+      <w:r>
+        <w:rPr>
+          <w:lang w:val="es-AR"/>
+        </w:rPr>
+        <w:t>Se busca maximizar la producción en toneladas de las semillas sembradas.</w:t>
+      </w:r>
+    </w:p>
+    <w:p>
+      <w:pPr>
+        <w:pStyle w:val="Prrafodelista"/>
+        <w:numPr>
+          <w:ilvl w:val="0"/>
+          <w:numId w:val="13"/>
+        </w:numPr>
+        <w:rPr>
+          <w:lang w:val="es-AR"/>
+        </w:rPr>
+      </w:pPr>
+      <w:r>
+        <w:rPr>
+          <w:lang w:val="es-AR"/>
+        </w:rPr>
+        <w:t>Cada individuo de los algoritmos genéticos es un vector que contiene el área que le corresponde a cada semilla dentro de un total, ese total es el área seleccionada al principio con el GIS.</w:t>
+      </w:r>
+    </w:p>
+    <w:p>
+      <w:pPr>
+        <w:pStyle w:val="Ttulo1"/>
+      </w:pPr>
+      <w:bookmarkStart w:id="4" w:name="_Toc210661428"/>
+      <w:r>
+        <w:t>Caso de uso</w:t>
+      </w:r>
+      <w:bookmarkEnd w:id="4"/>
+    </w:p>
+    <w:p>
+      <w:pPr>
+        <w:rPr>
+          <w:lang w:val="es-AR"/>
+        </w:rPr>
+      </w:pPr>
+      <w:r>
+        <w:rPr>
+          <w:b/>
+          <w:bCs/>
+          <w:lang w:val="es-AR"/>
+        </w:rPr>
+        <w:t>Nombre:</w:t>
+      </w:r>
+      <w:r>
+        <w:rPr>
+          <w:b/>
+          <w:bCs/>
+          <w:lang w:val="es-AR"/>
+        </w:rPr>
+        <w:t xml:space="preserve"> </w:t>
+      </w:r>
+      <w:r>
+        <w:rPr>
+          <w:lang w:val="es-AR"/>
+        </w:rPr>
+        <w:t>CU01 – Encontrar la forma óptima de sembrado de un campo.</w:t>
+      </w:r>
+    </w:p>
+    <w:p>
+      <w:pPr>
+        <w:rPr>
+          <w:lang w:val="es-AR"/>
+        </w:rPr>
+      </w:pPr>
+      <w:r>
+        <w:rPr>
+          <w:b/>
+          <w:bCs/>
+          <w:lang w:val="es-AR"/>
+        </w:rPr>
+        <w:t>Nivel de la meta:</w:t>
+      </w:r>
+      <w:r>
+        <w:rPr>
+          <w:b/>
+          <w:bCs/>
+          <w:lang w:val="es-AR"/>
+        </w:rPr>
+        <w:t xml:space="preserve"> </w:t>
+      </w:r>
+      <w:r>
+        <w:rPr>
+          <w:lang w:val="es-AR"/>
+        </w:rPr>
+        <w:t>Usuario</w:t>
+      </w:r>
+      <w:r>
+        <w:rPr>
+          <w:b/>
+          <w:bCs/>
+          <w:lang w:val="es-AR"/>
+        </w:rPr>
+        <w:tab/>
+        <w:t>Alcance del CU:</w:t>
+      </w:r>
+      <w:r>
+        <w:rPr>
+          <w:b/>
+          <w:bCs/>
+          <w:lang w:val="es-AR"/>
+        </w:rPr>
+        <w:tab/>
+      </w:r>
+      <w:r>
+        <w:rPr>
+          <w:b/>
+          <w:bCs/>
+          <w:lang w:val="es-AR"/>
+        </w:rPr>
+        <w:t xml:space="preserve"> </w:t>
+      </w:r>
+      <w:r>
+        <w:rPr>
+          <w:lang w:val="es-AR"/>
+        </w:rPr>
+        <w:t>Sistema</w:t>
+      </w:r>
+      <w:r>
+        <w:rPr>
+          <w:b/>
+          <w:bCs/>
+          <w:lang w:val="es-AR"/>
+        </w:rPr>
+        <w:tab/>
+        <w:t>Caja:</w:t>
+      </w:r>
+      <w:r>
+        <w:rPr>
+          <w:b/>
+          <w:bCs/>
+          <w:lang w:val="es-AR"/>
+        </w:rPr>
+        <w:t xml:space="preserve"> </w:t>
+      </w:r>
+      <w:r>
+        <w:rPr>
+          <w:lang w:val="es-AR"/>
+        </w:rPr>
+        <w:t>Negra</w:t>
+      </w:r>
+    </w:p>
+    <w:p>
+      <w:pPr>
+        <w:rPr>
+          <w:lang w:val="es-AR"/>
+        </w:rPr>
+      </w:pPr>
+      <w:r>
+        <w:rPr>
+          <w:b/>
+          <w:bCs/>
+          <w:lang w:val="es-AR"/>
+        </w:rPr>
+        <w:t>Instanciación:</w:t>
+      </w:r>
+      <w:r>
+        <w:rPr>
+          <w:b/>
+          <w:bCs/>
+          <w:lang w:val="es-AR"/>
+        </w:rPr>
+        <w:t xml:space="preserve"> </w:t>
+      </w:r>
+      <w:r>
+        <w:rPr>
+          <w:lang w:val="es-AR"/>
+        </w:rPr>
+        <w:t>Real</w:t>
+      </w:r>
+      <w:r>
+        <w:rPr>
+          <w:b/>
+          <w:bCs/>
+          <w:lang w:val="es-AR"/>
+        </w:rPr>
+        <w:tab/>
+      </w:r>
+      <w:r>
+        <w:rPr>
+          <w:b/>
+          <w:bCs/>
+          <w:lang w:val="es-AR"/>
+        </w:rPr>
+        <w:tab/>
+        <w:t>Interacción:</w:t>
+      </w:r>
+      <w:r>
+        <w:rPr>
+          <w:b/>
+          <w:bCs/>
+          <w:lang w:val="es-AR"/>
+        </w:rPr>
+        <w:t xml:space="preserve"> </w:t>
+      </w:r>
+      <w:r>
+        <w:rPr>
+          <w:lang w:val="es-AR"/>
+        </w:rPr>
+        <w:t>Dialogal</w:t>
+      </w:r>
+      <w:r>
+        <w:rPr>
+          <w:b/>
+          <w:bCs/>
+          <w:lang w:val="es-AR"/>
+        </w:rPr>
+        <w:tab/>
+      </w:r>
+      <w:r>
+        <w:rPr>
+          <w:b/>
+          <w:bCs/>
+          <w:lang w:val="es-AR"/>
+        </w:rPr>
+        <w:tab/>
+        <w:t>Usabilidad:</w:t>
+      </w:r>
+      <w:r>
+        <w:rPr>
+          <w:b/>
+          <w:bCs/>
+          <w:lang w:val="es-AR"/>
+        </w:rPr>
+        <w:t xml:space="preserve"> </w:t>
+      </w:r>
+      <w:r>
+        <w:rPr>
+          <w:lang w:val="es-AR"/>
+        </w:rPr>
+        <w:t>No contemplada</w:t>
+      </w:r>
+    </w:p>
+    <w:p>
+      <w:pPr>
+        <w:rPr>
+          <w:b/>
+          <w:bCs/>
+          <w:lang w:val="es-AR"/>
+        </w:rPr>
+      </w:pPr>
+      <w:r>
+        <w:rPr>
+          <w:b/>
+          <w:bCs/>
+          <w:lang w:val="es-AR"/>
+        </w:rPr>
+        <w:t>Actores:</w:t>
+      </w:r>
+    </w:p>
+    <w:p>
+      <w:pPr>
+        <w:rPr>
+          <w:lang w:val="es-AR"/>
+        </w:rPr>
+      </w:pPr>
+      <w:r>
+        <w:rPr>
+          <w:b/>
+          <w:bCs/>
+          <w:lang w:val="es-AR"/>
+        </w:rPr>
+        <w:tab/>
+        <w:t>Primario:</w:t>
+      </w:r>
+      <w:r>
+        <w:rPr>
+          <w:b/>
+          <w:bCs/>
+          <w:lang w:val="es-AR"/>
+        </w:rPr>
+        <w:t xml:space="preserve"> </w:t>
+      </w:r>
+      <w:r>
+        <w:rPr>
+          <w:lang w:val="es-AR"/>
+        </w:rPr>
+        <w:t>Usuario.</w:t>
+      </w:r>
+    </w:p>
+    <w:p>
+      <w:pPr>
+        <w:rPr>
+          <w:lang w:val="es-AR"/>
+        </w:rPr>
+      </w:pPr>
+      <w:r>
+        <w:rPr>
+          <w:b/>
+          <w:bCs/>
+          <w:lang w:val="es-AR"/>
+        </w:rPr>
+        <w:tab/>
+        <w:t>Iniciador:</w:t>
+      </w:r>
+      <w:r>
+        <w:rPr>
+          <w:b/>
+          <w:bCs/>
+          <w:lang w:val="es-AR"/>
+        </w:rPr>
+        <w:t xml:space="preserve"> </w:t>
+      </w:r>
+      <w:r>
+        <w:rPr>
+          <w:lang w:val="es-AR"/>
+        </w:rPr>
+        <w:t>Usuario.</w:t>
+      </w:r>
+    </w:p>
+    <w:p>
+      <w:pPr>
+        <w:rPr>
+          <w:lang w:val="es-AR"/>
+        </w:rPr>
+      </w:pPr>
+      <w:r>
+        <w:rPr>
+          <w:b/>
+          <w:bCs/>
+          <w:lang w:val="es-AR"/>
+        </w:rPr>
+        <w:t>Precondiciones:</w:t>
+      </w:r>
+      <w:r>
+        <w:rPr>
+          <w:b/>
+          <w:bCs/>
+          <w:lang w:val="es-AR"/>
+        </w:rPr>
+        <w:t xml:space="preserve"> </w:t>
+      </w:r>
+      <w:r>
+        <w:rPr>
+          <w:lang w:val="es-AR"/>
+        </w:rPr>
+        <w:t>Tienen que estar los archivos base de los datos sobre las semillas, del suelo y climáticos.</w:t>
+      </w:r>
+    </w:p>
+    <w:p>
+      <w:pPr>
+        <w:rPr>
+          <w:lang w:val="es-AR"/>
+        </w:rPr>
+      </w:pPr>
+      <w:r>
+        <w:rPr>
+          <w:b/>
+          <w:bCs/>
+          <w:lang w:val="es-AR"/>
+        </w:rPr>
+        <w:t>Disparador:</w:t>
+      </w:r>
+      <w:r>
+        <w:rPr>
+          <w:lang w:val="es-AR"/>
+        </w:rPr>
+        <w:t xml:space="preserve"> El usuario ejecuta la herramienta.</w:t>
+      </w:r>
+    </w:p>
+    <w:p>
+      <w:pPr>
+        <w:rPr>
+          <w:lang w:val="es-AR"/>
+        </w:rPr>
+      </w:pPr>
+      <w:r>
+        <w:rPr>
+          <w:b/>
+          <w:bCs/>
+          <w:lang w:val="es-AR"/>
+        </w:rPr>
+        <w:t>Postcondiciones:</w:t>
+      </w:r>
+      <w:r>
+        <w:rPr>
+          <w:b/>
+          <w:bCs/>
+          <w:lang w:val="es-AR"/>
+        </w:rPr>
+        <w:t xml:space="preserve"> </w:t>
+      </w:r>
+      <w:r>
+        <w:rPr>
+          <w:lang w:val="es-AR"/>
+        </w:rPr>
+        <w:t>Se obtiene la aproximación a la distribución óptima del sembrado de área</w:t>
+      </w:r>
+      <w:r>
+        <w:rPr>
+          <w:lang w:val="es-AR"/>
+        </w:rPr>
+        <w:t xml:space="preserve"> y las gráficas correspondientes</w:t>
+      </w:r>
+      <w:r>
+        <w:rPr>
+          <w:lang w:val="es-AR"/>
+        </w:rPr>
+        <w:t>.</w:t>
+      </w:r>
+    </w:p>
+    <w:p>
+      <w:pPr>
+        <w:rPr>
+          <w:b/>
+          <w:bCs/>
+          <w:lang w:val="es-AR"/>
+        </w:rPr>
+      </w:pPr>
+      <w:r>
+        <w:rPr>
+          <w:b/>
+          <w:bCs/>
+          <w:lang w:val="es-AR"/>
+        </w:rPr>
+        <w:t>Camino básico:</w:t>
+      </w:r>
+    </w:p>
+    <w:tbl>
+      <w:tblPr>
+        <w:tblStyle w:val="Tablaconcuadrcula"/>
+        <w:tblW w:w="0" w:type="auto"/>
+        <w:tblLook w:val="04A0" w:firstRow="1" w:lastRow="0" w:firstColumn="1" w:lastColumn="0" w:noHBand="0" w:noVBand="1"/>
+      </w:tblPr>
+      <w:tblGrid>
+        <w:gridCol w:w="846"/>
+        <w:gridCol w:w="3544"/>
+        <w:gridCol w:w="5352"/>
+      </w:tblGrid>
+      <w:tr>
+        <w:tc>
+          <w:tcPr>
+            <w:tcW w:w="846" w:type="dxa"/>
+          </w:tcPr>
+          <w:p>
+            <w:pPr>
+              <w:jc w:val="center"/>
+              <w:rPr>
+                <w:b/>
+                <w:bCs/>
+                <w:lang w:val="es-AR"/>
+              </w:rPr>
+            </w:pPr>
+            <w:r>
+              <w:rPr>
+                <w:b/>
+                <w:bCs/>
+                <w:lang w:val="es-AR"/>
+              </w:rPr>
+              <w:t>Paso</w:t>
+            </w:r>
+            <w:r>
+              <w:rPr>
+                <w:b/>
+                <w:bCs/>
+                <w:lang w:val="es-AR"/>
+              </w:rPr>
+              <w:t>s</w:t>
+            </w:r>
+          </w:p>
+        </w:tc>
+        <w:tc>
+          <w:tcPr>
+            <w:tcW w:w="3544" w:type="dxa"/>
+          </w:tcPr>
+          <w:p>
+            <w:pPr>
+              <w:jc w:val="center"/>
+              <w:rPr>
+                <w:b/>
+                <w:bCs/>
+                <w:lang w:val="es-AR"/>
+              </w:rPr>
+            </w:pPr>
+            <w:r>
+              <w:rPr>
+                <w:b/>
+                <w:bCs/>
+                <w:lang w:val="es-AR"/>
+              </w:rPr>
+              <w:t>Usuario</w:t>
+            </w:r>
+          </w:p>
+        </w:tc>
+        <w:tc>
+          <w:tcPr>
+            <w:tcW w:w="5352" w:type="dxa"/>
+          </w:tcPr>
+          <w:p>
+            <w:pPr>
+              <w:jc w:val="center"/>
+              <w:rPr>
+                <w:b/>
+                <w:bCs/>
+                <w:lang w:val="es-AR"/>
+              </w:rPr>
+            </w:pPr>
+            <w:r>
+              <w:rPr>
+                <w:b/>
+                <w:bCs/>
+                <w:lang w:val="es-AR"/>
+              </w:rPr>
+              <w:t>Sistema</w:t>
+            </w:r>
+          </w:p>
+        </w:tc>
+      </w:tr>
+      <w:tr>
+        <w:tc>
+          <w:tcPr>
+            <w:tcW w:w="846" w:type="dxa"/>
+          </w:tcPr>
+          <w:p>
+            <w:pPr>
+              <w:rPr>
+                <w:lang w:val="es-AR"/>
+              </w:rPr>
+            </w:pPr>
+            <w:r>
+              <w:rPr>
+                <w:lang w:val="es-AR"/>
+              </w:rPr>
+              <w:t>1</w:t>
+            </w:r>
+          </w:p>
+        </w:tc>
+        <w:tc>
+          <w:tcPr>
+            <w:tcW w:w="3544" w:type="dxa"/>
+          </w:tcPr>
+          <w:p>
+            <w:pPr>
+              <w:rPr>
+                <w:lang w:val="es-AR"/>
+              </w:rPr>
+            </w:pPr>
+            <w:r>
+              <w:rPr>
+                <w:lang w:val="es-AR"/>
+              </w:rPr>
+              <w:t>El usuario inicia el programa.</w:t>
+            </w:r>
+          </w:p>
+        </w:tc>
+        <w:tc>
+          <w:tcPr>
+            <w:tcW w:w="5352" w:type="dxa"/>
+          </w:tcPr>
+          <w:p>
+            <w:pPr>
+              <w:rPr>
+                <w:lang w:val="es-AR"/>
+              </w:rPr>
+            </w:pPr>
+            <w:r>
+              <w:rPr>
+                <w:lang w:val="es-AR"/>
+              </w:rPr>
+              <w:t>Abre la aplicación GIS.</w:t>
+            </w:r>
+          </w:p>
+        </w:tc>
+      </w:tr>
+      <w:tr>
+        <w:tc>
+          <w:tcPr>
+            <w:tcW w:w="846" w:type="dxa"/>
+          </w:tcPr>
+          <w:p>
+            <w:pPr>
+              <w:rPr>
+                <w:lang w:val="es-AR"/>
+              </w:rPr>
+            </w:pPr>
+            <w:r>
+              <w:rPr>
+                <w:lang w:val="es-AR"/>
+              </w:rPr>
+              <w:t>2</w:t>
+            </w:r>
+          </w:p>
+        </w:tc>
+        <w:tc>
+          <w:tcPr>
+            <w:tcW w:w="3544" w:type="dxa"/>
+          </w:tcPr>
+          <w:p>
+            <w:pPr>
+              <w:rPr>
+                <w:lang w:val="es-AR"/>
+              </w:rPr>
+            </w:pPr>
+            <w:r>
+              <w:rPr>
+                <w:lang w:val="es-AR"/>
+              </w:rPr>
+              <w:t>El usuario selecciona abrir mapa.</w:t>
+            </w:r>
+          </w:p>
+        </w:tc>
+        <w:tc>
+          <w:tcPr>
+            <w:tcW w:w="5352" w:type="dxa"/>
+          </w:tcPr>
+          <w:p>
+            <w:pPr>
+              <w:rPr>
+                <w:lang w:val="es-AR"/>
+              </w:rPr>
+            </w:pPr>
+            <w:r>
+              <w:rPr>
+                <w:lang w:val="es-AR"/>
+              </w:rPr>
+              <w:t>Abre un mapa interactivo en el navegador.</w:t>
+            </w:r>
+          </w:p>
+        </w:tc>
+      </w:tr>
+      <w:tr>
+        <w:tc>
+          <w:tcPr>
+            <w:tcW w:w="846" w:type="dxa"/>
+          </w:tcPr>
+          <w:p>
+            <w:pPr>
+              <w:rPr>
+                <w:lang w:val="es-AR"/>
+              </w:rPr>
+            </w:pPr>
+            <w:r>
+              <w:rPr>
+                <w:lang w:val="es-AR"/>
+              </w:rPr>
+              <w:t>3</w:t>
+            </w:r>
+          </w:p>
+        </w:tc>
+        <w:tc>
+          <w:tcPr>
+            <w:tcW w:w="3544" w:type="dxa"/>
+          </w:tcPr>
+          <w:p>
+            <w:pPr>
+              <w:rPr>
+                <w:lang w:val="es-AR"/>
+              </w:rPr>
+            </w:pPr>
+            <w:r>
+              <w:rPr>
+                <w:lang w:val="es-AR"/>
+              </w:rPr>
+              <w:t xml:space="preserve">El usuario marca el polígono del área correspondiente a su campo y hace </w:t>
+            </w:r>
+            <w:proofErr w:type="spellStart"/>
+            <w:r>
+              <w:rPr>
+                <w:lang w:val="es-AR"/>
+              </w:rPr>
+              <w:t>click</w:t>
+            </w:r>
+            <w:proofErr w:type="spellEnd"/>
+            <w:r>
+              <w:rPr>
+                <w:lang w:val="es-AR"/>
+              </w:rPr>
+              <w:t xml:space="preserve"> derecho sobre el área delimitada.</w:t>
+            </w:r>
+          </w:p>
+        </w:tc>
+        <w:tc>
+          <w:tcPr>
+            <w:tcW w:w="5352" w:type="dxa"/>
+          </w:tcPr>
+          <w:p>
+            <w:pPr>
+              <w:rPr>
+                <w:lang w:val="es-AR"/>
+              </w:rPr>
+            </w:pPr>
+            <w:r>
+              <w:rPr>
+                <w:lang w:val="es-AR"/>
+              </w:rPr>
+              <w:t xml:space="preserve">Cierra la ventana del navegador y </w:t>
+            </w:r>
+            <w:r>
+              <w:rPr>
+                <w:lang w:val="es-AR"/>
+              </w:rPr>
+              <w:t>coloca las coordenadas de cada punto que delimita al polígono en el cuadro de texto de la aplicación.</w:t>
+            </w:r>
+          </w:p>
+        </w:tc>
+      </w:tr>
+      <w:tr>
+        <w:tc>
+          <w:tcPr>
+            <w:tcW w:w="846" w:type="dxa"/>
+          </w:tcPr>
+          <w:p>
+            <w:pPr>
+              <w:rPr>
+                <w:lang w:val="es-AR"/>
+              </w:rPr>
+            </w:pPr>
+            <w:r>
+              <w:rPr>
+                <w:lang w:val="es-AR"/>
+              </w:rPr>
+              <w:t>4</w:t>
+            </w:r>
+          </w:p>
+        </w:tc>
+        <w:tc>
+          <w:tcPr>
+            <w:tcW w:w="3544" w:type="dxa"/>
+          </w:tcPr>
+          <w:p>
+            <w:pPr>
+              <w:rPr>
+                <w:lang w:val="es-AR"/>
+              </w:rPr>
+            </w:pPr>
+            <w:r>
+              <w:rPr>
+                <w:lang w:val="es-AR"/>
+              </w:rPr>
+              <w:t xml:space="preserve">El usuario </w:t>
+            </w:r>
+            <w:proofErr w:type="spellStart"/>
+            <w:r>
+              <w:rPr>
+                <w:lang w:val="es-AR"/>
+              </w:rPr>
+              <w:t>clickea</w:t>
+            </w:r>
+            <w:proofErr w:type="spellEnd"/>
+            <w:r>
+              <w:rPr>
+                <w:lang w:val="es-AR"/>
+              </w:rPr>
+              <w:t xml:space="preserve"> el botón “Procesar”.</w:t>
+            </w:r>
+          </w:p>
+        </w:tc>
+        <w:tc>
+          <w:tcPr>
+            <w:tcW w:w="5352" w:type="dxa"/>
+          </w:tcPr>
+          <w:p>
+            <w:pPr>
+              <w:rPr>
+                <w:lang w:val="es-AR"/>
+              </w:rPr>
+            </w:pPr>
+            <w:r>
+              <w:rPr>
+                <w:lang w:val="es-AR"/>
+              </w:rPr>
+              <w:t>Calcula las coordenadas del centroide del área, la superficie delimitada en metros cuadrados y en hectáreas, y determina en qué departamento se encuentra.</w:t>
+            </w:r>
+          </w:p>
+        </w:tc>
+      </w:tr>
+      <w:tr>
+        <w:tc>
+          <w:tcPr>
+            <w:tcW w:w="846" w:type="dxa"/>
+          </w:tcPr>
+          <w:p>
+            <w:pPr>
+              <w:rPr>
+                <w:lang w:val="es-AR"/>
+              </w:rPr>
+            </w:pPr>
+            <w:r>
+              <w:rPr>
+                <w:lang w:val="es-AR"/>
+              </w:rPr>
+              <w:t>5</w:t>
+            </w:r>
+          </w:p>
+        </w:tc>
+        <w:tc>
+          <w:tcPr>
+            <w:tcW w:w="3544" w:type="dxa"/>
+          </w:tcPr>
+          <w:p>
+            <w:pPr>
+              <w:rPr>
+                <w:lang w:val="es-AR"/>
+              </w:rPr>
+            </w:pPr>
+            <w:r>
+              <w:rPr>
+                <w:lang w:val="es-AR"/>
+              </w:rPr>
+              <w:t>El usuario cierra la aplicación.</w:t>
+            </w:r>
+          </w:p>
+        </w:tc>
+        <w:tc>
+          <w:tcPr>
+            <w:tcW w:w="5352" w:type="dxa"/>
+          </w:tcPr>
+          <w:p>
+            <w:pPr>
+              <w:rPr>
+                <w:lang w:val="es-AR"/>
+              </w:rPr>
+            </w:pPr>
+            <w:r>
+              <w:rPr>
+                <w:lang w:val="es-AR"/>
+              </w:rPr>
+              <w:t>Cierra la ventana de interfaz de usuario y continúa con la ejecución de la herramienta.</w:t>
+            </w:r>
+          </w:p>
+        </w:tc>
+      </w:tr>
+      <w:tr>
+        <w:tc>
+          <w:tcPr>
+            <w:tcW w:w="846" w:type="dxa"/>
+          </w:tcPr>
+          <w:p>
+            <w:pPr>
+              <w:rPr>
+                <w:lang w:val="es-AR"/>
+              </w:rPr>
+            </w:pPr>
+            <w:r>
+              <w:rPr>
+                <w:lang w:val="es-AR"/>
+              </w:rPr>
+              <w:t>6</w:t>
+            </w:r>
+          </w:p>
+        </w:tc>
+        <w:tc>
+          <w:tcPr>
+            <w:tcW w:w="3544" w:type="dxa"/>
+          </w:tcPr>
+          <w:p>
+            <w:pPr>
+              <w:jc w:val="left"/>
+              <w:rPr>
+                <w:lang w:val="es-AR"/>
+              </w:rPr>
+            </w:pPr>
+            <w:r>
+              <w:rPr>
+                <w:lang w:val="es-AR"/>
+              </w:rPr>
+              <w:t>&lt; No aplica &gt;</w:t>
+            </w:r>
+          </w:p>
+        </w:tc>
+        <w:tc>
+          <w:tcPr>
+            <w:tcW w:w="5352" w:type="dxa"/>
+          </w:tcPr>
+          <w:p>
+            <w:pPr>
+              <w:rPr>
+                <w:lang w:val="es-AR"/>
+              </w:rPr>
+            </w:pPr>
+            <w:r>
+              <w:rPr>
+                <w:lang w:val="es-AR"/>
+              </w:rPr>
+              <w:t>Corrobora que estén creados los archivos de entreno de las redes neuronales.</w:t>
+            </w:r>
+          </w:p>
+        </w:tc>
+      </w:tr>
+      <w:tr>
+        <w:tc>
+          <w:tcPr>
+            <w:tcW w:w="846" w:type="dxa"/>
+          </w:tcPr>
+          <w:p>
+            <w:pPr>
+              <w:rPr>
+                <w:lang w:val="es-AR"/>
+              </w:rPr>
+            </w:pPr>
+            <w:r>
+              <w:rPr>
+                <w:lang w:val="es-AR"/>
+              </w:rPr>
+              <w:t>7</w:t>
+            </w:r>
+          </w:p>
+        </w:tc>
+        <w:tc>
+          <w:tcPr>
+            <w:tcW w:w="3544" w:type="dxa"/>
+          </w:tcPr>
+          <w:p>
+            <w:pPr>
+              <w:rPr>
+                <w:lang w:val="es-AR"/>
+              </w:rPr>
+            </w:pPr>
+            <w:r>
+              <w:rPr>
+                <w:lang w:val="es-AR"/>
+              </w:rPr>
+              <w:t>&lt; No aplica &gt;</w:t>
+            </w:r>
+          </w:p>
+        </w:tc>
+        <w:tc>
+          <w:tcPr>
+            <w:tcW w:w="5352" w:type="dxa"/>
+          </w:tcPr>
+          <w:p>
+            <w:pPr>
+              <w:rPr>
+                <w:lang w:val="es-AR"/>
+              </w:rPr>
+            </w:pPr>
+            <w:r>
+              <w:rPr>
+                <w:lang w:val="es-AR"/>
+              </w:rPr>
+              <w:t>Corrobora que haya un modelo entrenado de la red neuronal de predicción de toneladas y lo recupera.</w:t>
+            </w:r>
+          </w:p>
+        </w:tc>
+      </w:tr>
+      <w:tr>
+        <w:tc>
+          <w:tcPr>
+            <w:tcW w:w="846" w:type="dxa"/>
+          </w:tcPr>
+          <w:p>
+            <w:pPr>
+              <w:rPr>
+                <w:lang w:val="es-AR"/>
+              </w:rPr>
+            </w:pPr>
+            <w:r>
+              <w:rPr>
+                <w:lang w:val="es-AR"/>
+              </w:rPr>
+              <w:t>8</w:t>
+            </w:r>
+          </w:p>
+        </w:tc>
+        <w:tc>
+          <w:tcPr>
+            <w:tcW w:w="3544" w:type="dxa"/>
+          </w:tcPr>
+          <w:p>
+            <w:pPr>
+              <w:rPr>
+                <w:lang w:val="es-AR"/>
+              </w:rPr>
+            </w:pPr>
+            <w:r>
+              <w:rPr>
+                <w:lang w:val="es-AR"/>
+              </w:rPr>
+              <w:t>El usuario indica la cantidad de generaciones que se ejecutarán en el algoritmo genético</w:t>
+            </w:r>
+            <w:r>
+              <w:rPr>
+                <w:lang w:val="es-AR"/>
+              </w:rPr>
+              <w:t>, el tipo de selección de padres y si utilizará elitismo o no.</w:t>
+            </w:r>
+          </w:p>
+        </w:tc>
+        <w:tc>
+          <w:tcPr>
+            <w:tcW w:w="5352" w:type="dxa"/>
+          </w:tcPr>
+          <w:p>
+            <w:pPr>
+              <w:rPr>
+                <w:lang w:val="es-AR"/>
+              </w:rPr>
+            </w:pPr>
+            <w:r>
+              <w:rPr>
+                <w:lang w:val="es-AR"/>
+              </w:rPr>
+              <w:t>Almacena los valores ingresados y comienza con la ejecución.</w:t>
+            </w:r>
+          </w:p>
+        </w:tc>
+      </w:tr>
+      <w:tr>
+        <w:tc>
+          <w:tcPr>
+            <w:tcW w:w="846" w:type="dxa"/>
+          </w:tcPr>
+          <w:p>
+            <w:pPr>
+              <w:rPr>
+                <w:lang w:val="es-AR"/>
+              </w:rPr>
+            </w:pPr>
+            <w:r>
+              <w:rPr>
+                <w:lang w:val="es-AR"/>
+              </w:rPr>
+              <w:lastRenderedPageBreak/>
+              <w:t>9</w:t>
+            </w:r>
+          </w:p>
+        </w:tc>
+        <w:tc>
+          <w:tcPr>
+            <w:tcW w:w="3544" w:type="dxa"/>
+          </w:tcPr>
+          <w:p>
+            <w:pPr>
+              <w:rPr>
+                <w:lang w:val="es-AR"/>
+              </w:rPr>
+            </w:pPr>
+            <w:r>
+              <w:rPr>
+                <w:lang w:val="es-AR"/>
+              </w:rPr>
+              <w:t>&lt; No aplica &gt;</w:t>
+            </w:r>
+          </w:p>
+        </w:tc>
+        <w:tc>
+          <w:tcPr>
+            <w:tcW w:w="5352" w:type="dxa"/>
+          </w:tcPr>
+          <w:p>
+            <w:pPr>
+              <w:rPr>
+                <w:lang w:val="es-AR"/>
+              </w:rPr>
+            </w:pPr>
+            <w:r>
+              <w:rPr>
+                <w:lang w:val="es-AR"/>
+              </w:rPr>
+              <w:t>Muestra los datos correspondientes al individuo más óptimo obtenido luego de la corrida de todas las generaciones.</w:t>
+            </w:r>
+          </w:p>
+        </w:tc>
+      </w:tr>
+      <w:tr>
+        <w:tc>
+          <w:tcPr>
+            <w:tcW w:w="846" w:type="dxa"/>
+          </w:tcPr>
+          <w:p>
+            <w:pPr>
+              <w:rPr>
+                <w:lang w:val="es-AR"/>
+              </w:rPr>
+            </w:pPr>
+            <w:r>
+              <w:rPr>
+                <w:lang w:val="es-AR"/>
+              </w:rPr>
+              <w:t>10</w:t>
+            </w:r>
+          </w:p>
+        </w:tc>
+        <w:tc>
+          <w:tcPr>
+            <w:tcW w:w="3544" w:type="dxa"/>
+          </w:tcPr>
+          <w:p>
+            <w:pPr>
+              <w:rPr>
+                <w:lang w:val="es-AR"/>
+              </w:rPr>
+            </w:pPr>
+            <w:r>
+              <w:rPr>
+                <w:lang w:val="es-AR"/>
+              </w:rPr>
+              <w:t>&lt; No aplica &gt;</w:t>
+            </w:r>
+          </w:p>
+        </w:tc>
+        <w:tc>
+          <w:tcPr>
+            <w:tcW w:w="5352" w:type="dxa"/>
+          </w:tcPr>
+          <w:p>
+            <w:pPr>
+              <w:rPr>
+                <w:lang w:val="es-AR"/>
+              </w:rPr>
+            </w:pPr>
+            <w:r>
+              <w:rPr>
+                <w:lang w:val="es-AR"/>
+              </w:rPr>
+              <w:t>Muestra la posibilidad de correr otra vez el algoritmo genético con otros parámetros.</w:t>
+            </w:r>
+          </w:p>
+        </w:tc>
+      </w:tr>
+      <w:tr>
+        <w:tc>
+          <w:tcPr>
+            <w:tcW w:w="846" w:type="dxa"/>
+          </w:tcPr>
+          <w:p>
+            <w:pPr>
+              <w:rPr>
+                <w:lang w:val="es-AR"/>
+              </w:rPr>
+            </w:pPr>
+            <w:r>
+              <w:rPr>
+                <w:lang w:val="es-AR"/>
+              </w:rPr>
+              <w:t>11</w:t>
+            </w:r>
+          </w:p>
+        </w:tc>
+        <w:tc>
+          <w:tcPr>
+            <w:tcW w:w="3544" w:type="dxa"/>
+          </w:tcPr>
+          <w:p>
+            <w:pPr>
+              <w:rPr>
+                <w:lang w:val="es-AR"/>
+              </w:rPr>
+            </w:pPr>
+            <w:r>
+              <w:rPr>
+                <w:lang w:val="es-AR"/>
+              </w:rPr>
+              <w:t>El usuario decide no correr otra vez el algoritmo genético.</w:t>
+            </w:r>
+          </w:p>
+        </w:tc>
+        <w:tc>
+          <w:tcPr>
+            <w:tcW w:w="5352" w:type="dxa"/>
+          </w:tcPr>
+          <w:p>
+            <w:pPr>
+              <w:rPr>
+                <w:lang w:val="es-AR"/>
+              </w:rPr>
+            </w:pPr>
+            <w:r>
+              <w:rPr>
+                <w:lang w:val="es-AR"/>
+              </w:rPr>
+              <w:t>Finaliza la ejecución del sistema.</w:t>
+            </w:r>
+          </w:p>
+        </w:tc>
+      </w:tr>
+    </w:tbl>
+    <w:p>
+      <w:pPr>
+        <w:rPr>
+          <w:b/>
+          <w:bCs/>
+          <w:lang w:val="es-AR"/>
+        </w:rPr>
+      </w:pPr>
+    </w:p>
+    <w:p>
+      <w:pPr>
+        <w:rPr>
+          <w:b/>
+          <w:bCs/>
+          <w:lang w:val="es-AR"/>
+        </w:rPr>
+      </w:pPr>
+      <w:r>
+        <w:rPr>
+          <w:b/>
+          <w:bCs/>
+          <w:lang w:val="es-AR"/>
+        </w:rPr>
+        <w:t>Caminos alternativo</w:t>
+      </w:r>
+      <w:r>
+        <w:rPr>
+          <w:b/>
+          <w:bCs/>
+          <w:lang w:val="es-AR"/>
+        </w:rPr>
+        <w:t>s</w:t>
+      </w:r>
+      <w:r>
+        <w:rPr>
+          <w:b/>
+          <w:bCs/>
+          <w:lang w:val="es-AR"/>
+        </w:rPr>
+        <w:t>:</w:t>
+      </w:r>
+    </w:p>
+    <w:tbl>
+      <w:tblPr>
+        <w:tblStyle w:val="Tablaconcuadrcula"/>
+        <w:tblW w:w="0" w:type="auto"/>
+        <w:tblLook w:val="04A0" w:firstRow="1" w:lastRow="0" w:firstColumn="1" w:lastColumn="0" w:noHBand="0" w:noVBand="1"/>
+      </w:tblPr>
+      <w:tblGrid>
+        <w:gridCol w:w="899"/>
+        <w:gridCol w:w="984"/>
+        <w:gridCol w:w="4008"/>
+        <w:gridCol w:w="3851"/>
+      </w:tblGrid>
+      <w:tr>
+        <w:tc>
+          <w:tcPr>
+            <w:tcW w:w="1883" w:type="dxa"/>
+            <w:gridSpan w:val="2"/>
+          </w:tcPr>
+          <w:p>
+            <w:pPr>
+              <w:jc w:val="center"/>
+              <w:rPr>
+                <w:b/>
+                <w:bCs/>
+                <w:lang w:val="es-AR"/>
+              </w:rPr>
+            </w:pPr>
+            <w:r>
+              <w:rPr>
+                <w:b/>
+                <w:bCs/>
+                <w:lang w:val="es-AR"/>
+              </w:rPr>
+              <w:t>Pasos</w:t>
+            </w:r>
+          </w:p>
+        </w:tc>
+        <w:tc>
+          <w:tcPr>
+            <w:tcW w:w="4008" w:type="dxa"/>
+          </w:tcPr>
+          <w:p>
+            <w:pPr>
+              <w:jc w:val="center"/>
+              <w:rPr>
+                <w:b/>
+                <w:bCs/>
+                <w:lang w:val="es-AR"/>
+              </w:rPr>
+            </w:pPr>
+            <w:r>
+              <w:rPr>
+                <w:b/>
+                <w:bCs/>
+                <w:lang w:val="es-AR"/>
+              </w:rPr>
+              <w:t>Usuario / Condición</w:t>
+            </w:r>
+          </w:p>
+        </w:tc>
+        <w:tc>
+          <w:tcPr>
+            <w:tcW w:w="3851" w:type="dxa"/>
+          </w:tcPr>
+          <w:p>
+            <w:pPr>
+              <w:jc w:val="center"/>
+              <w:rPr>
+                <w:b/>
+                <w:bCs/>
+                <w:lang w:val="es-AR"/>
+              </w:rPr>
+            </w:pPr>
+            <w:r>
+              <w:rPr>
+                <w:b/>
+                <w:bCs/>
+                <w:lang w:val="es-AR"/>
+              </w:rPr>
+              <w:t>Sistema</w:t>
+            </w:r>
+          </w:p>
+        </w:tc>
+      </w:tr>
+      <w:tr>
+        <w:tc>
+          <w:tcPr>
+            <w:tcW w:w="899" w:type="dxa"/>
+            <w:vMerge w:val="restart"/>
+            <w:vAlign w:val="center"/>
+          </w:tcPr>
+          <w:p>
+            <w:pPr>
+              <w:jc w:val="center"/>
+              <w:rPr>
+                <w:lang w:val="es-AR"/>
+              </w:rPr>
+            </w:pPr>
+            <w:r>
+              <w:rPr>
+                <w:lang w:val="es-AR"/>
+              </w:rPr>
+              <w:t>6.a</w:t>
+            </w:r>
+          </w:p>
+        </w:tc>
+        <w:tc>
+          <w:tcPr>
+            <w:tcW w:w="984" w:type="dxa"/>
+          </w:tcPr>
+          <w:p>
+            <w:pPr>
+              <w:rPr>
+                <w:lang w:val="es-AR"/>
+              </w:rPr>
+            </w:pPr>
+          </w:p>
+        </w:tc>
+        <w:tc>
+          <w:tcPr>
+            <w:tcW w:w="4008" w:type="dxa"/>
+          </w:tcPr>
+          <w:p>
+            <w:pPr>
+              <w:rPr>
+                <w:lang w:val="es-AR"/>
+              </w:rPr>
+            </w:pPr>
+            <w:r>
+              <w:rPr>
+                <w:lang w:val="es-AR"/>
+              </w:rPr>
+              <w:t>No están creados los archivos.</w:t>
+            </w:r>
+          </w:p>
+        </w:tc>
+        <w:tc>
+          <w:tcPr>
+            <w:tcW w:w="3851" w:type="dxa"/>
+          </w:tcPr>
+          <w:p>
+            <w:pPr>
+              <w:rPr>
+                <w:lang w:val="es-AR"/>
+              </w:rPr>
+            </w:pPr>
+          </w:p>
+        </w:tc>
+      </w:tr>
+      <w:tr>
+        <w:tc>
+          <w:tcPr>
+            <w:tcW w:w="899" w:type="dxa"/>
+            <w:vMerge/>
+          </w:tcPr>
+          <w:p>
+            <w:pPr>
+              <w:rPr>
+                <w:lang w:val="es-AR"/>
+              </w:rPr>
+            </w:pPr>
+          </w:p>
+        </w:tc>
+        <w:tc>
+          <w:tcPr>
+            <w:tcW w:w="984" w:type="dxa"/>
+          </w:tcPr>
+          <w:p>
+            <w:pPr>
+              <w:rPr>
+                <w:lang w:val="es-AR"/>
+              </w:rPr>
+            </w:pPr>
+            <w:r>
+              <w:rPr>
+                <w:lang w:val="es-AR"/>
+              </w:rPr>
+              <w:t>6.a.1</w:t>
+            </w:r>
+          </w:p>
+        </w:tc>
+        <w:tc>
+          <w:tcPr>
+            <w:tcW w:w="4008" w:type="dxa"/>
+          </w:tcPr>
+          <w:p>
+            <w:pPr>
+              <w:rPr>
+                <w:lang w:val="es-AR"/>
+              </w:rPr>
+            </w:pPr>
+            <w:r>
+              <w:rPr>
+                <w:lang w:val="es-AR"/>
+              </w:rPr>
+              <w:t>&lt; No aplica &gt;</w:t>
+            </w:r>
+          </w:p>
+        </w:tc>
+        <w:tc>
+          <w:tcPr>
+            <w:tcW w:w="3851" w:type="dxa"/>
+          </w:tcPr>
+          <w:p>
+            <w:pPr>
+              <w:rPr>
+                <w:lang w:val="es-AR"/>
+              </w:rPr>
+            </w:pPr>
+            <w:r>
+              <w:rPr>
+                <w:lang w:val="es-AR"/>
+              </w:rPr>
+              <w:t>Corrobora que estén los archivos base de datos de semillas, del suelo y del clima.</w:t>
+            </w:r>
+          </w:p>
+        </w:tc>
+      </w:tr>
+      <w:tr>
+        <w:tc>
+          <w:tcPr>
+            <w:tcW w:w="899" w:type="dxa"/>
+            <w:vMerge/>
+          </w:tcPr>
+          <w:p>
+            <w:pPr>
+              <w:rPr>
+                <w:lang w:val="es-AR"/>
+              </w:rPr>
+            </w:pPr>
+          </w:p>
+        </w:tc>
+        <w:tc>
+          <w:tcPr>
+            <w:tcW w:w="984" w:type="dxa"/>
+          </w:tcPr>
+          <w:p>
+            <w:pPr>
+              <w:rPr>
+                <w:lang w:val="es-AR"/>
+              </w:rPr>
+            </w:pPr>
+            <w:r>
+              <w:rPr>
+                <w:lang w:val="es-AR"/>
+              </w:rPr>
+              <w:t>6.a.2</w:t>
+            </w:r>
+          </w:p>
+        </w:tc>
+        <w:tc>
+          <w:tcPr>
+            <w:tcW w:w="4008" w:type="dxa"/>
+          </w:tcPr>
+          <w:p>
+            <w:pPr>
+              <w:rPr>
+                <w:lang w:val="es-AR"/>
+              </w:rPr>
+            </w:pPr>
+            <w:r>
+              <w:rPr>
+                <w:lang w:val="es-AR"/>
+              </w:rPr>
+              <w:t>&lt; No aplica &gt;</w:t>
+            </w:r>
+          </w:p>
+        </w:tc>
+        <w:tc>
+          <w:tcPr>
+            <w:tcW w:w="3851" w:type="dxa"/>
+          </w:tcPr>
+          <w:p>
+            <w:pPr>
+              <w:rPr>
+                <w:lang w:val="es-AR"/>
+              </w:rPr>
+            </w:pPr>
+            <w:r>
+              <w:rPr>
+                <w:lang w:val="es-AR"/>
+              </w:rPr>
+              <w:t>Se recuperan los datos de cada archivo y se los limpia (se eliminan filas y columnas con datos faltantes).</w:t>
+            </w:r>
+          </w:p>
+        </w:tc>
+      </w:tr>
+      <w:tr>
+        <w:tc>
+          <w:tcPr>
+            <w:tcW w:w="899" w:type="dxa"/>
+            <w:vMerge/>
+          </w:tcPr>
+          <w:p>
+            <w:pPr>
+              <w:rPr>
+                <w:lang w:val="es-AR"/>
+              </w:rPr>
+            </w:pPr>
+          </w:p>
+        </w:tc>
+        <w:tc>
+          <w:tcPr>
+            <w:tcW w:w="984" w:type="dxa"/>
+          </w:tcPr>
+          <w:p>
+            <w:pPr>
+              <w:rPr>
+                <w:lang w:val="es-AR"/>
+              </w:rPr>
+            </w:pPr>
+            <w:r>
+              <w:rPr>
+                <w:lang w:val="es-AR"/>
+              </w:rPr>
+              <w:t>6.a.3</w:t>
+            </w:r>
+          </w:p>
+        </w:tc>
+        <w:tc>
+          <w:tcPr>
+            <w:tcW w:w="4008" w:type="dxa"/>
+          </w:tcPr>
+          <w:p>
+            <w:pPr>
+              <w:rPr>
+                <w:lang w:val="es-AR"/>
+              </w:rPr>
+            </w:pPr>
+            <w:r>
+              <w:rPr>
+                <w:lang w:val="es-AR"/>
+              </w:rPr>
+              <w:t>&lt; No aplica &gt;</w:t>
+            </w:r>
+          </w:p>
+        </w:tc>
+        <w:tc>
+          <w:tcPr>
+            <w:tcW w:w="3851" w:type="dxa"/>
+          </w:tcPr>
+          <w:p>
+            <w:pPr>
+              <w:rPr>
+                <w:lang w:val="es-AR"/>
+              </w:rPr>
+            </w:pPr>
+            <w:r>
+              <w:rPr>
+                <w:lang w:val="es-AR"/>
+              </w:rPr>
+              <w:t>Une los archivos base en uno solo mediante diferentes operaciones de unión entre ellos.</w:t>
+            </w:r>
+          </w:p>
+        </w:tc>
+      </w:tr>
+      <w:tr>
+        <w:tc>
+          <w:tcPr>
+            <w:tcW w:w="899" w:type="dxa"/>
+            <w:vMerge w:val="restart"/>
+            <w:vAlign w:val="center"/>
+          </w:tcPr>
+          <w:p>
+            <w:pPr>
+              <w:jc w:val="center"/>
+              <w:rPr>
+                <w:lang w:val="es-AR"/>
+              </w:rPr>
+            </w:pPr>
+            <w:r>
+              <w:rPr>
+                <w:lang w:val="es-AR"/>
+              </w:rPr>
+              <w:t>7.a</w:t>
+            </w:r>
+          </w:p>
+        </w:tc>
+        <w:tc>
+          <w:tcPr>
+            <w:tcW w:w="984" w:type="dxa"/>
+          </w:tcPr>
+          <w:p>
+            <w:pPr>
+              <w:rPr>
+                <w:lang w:val="es-AR"/>
+              </w:rPr>
+            </w:pPr>
+          </w:p>
+        </w:tc>
+        <w:tc>
+          <w:tcPr>
+            <w:tcW w:w="4008" w:type="dxa"/>
+          </w:tcPr>
+          <w:p>
+            <w:pPr>
+              <w:rPr>
+                <w:lang w:val="es-AR"/>
+              </w:rPr>
+            </w:pPr>
+            <w:r>
+              <w:rPr>
+                <w:lang w:val="es-AR"/>
+              </w:rPr>
+              <w:t>No hay un modelo entrenado de la red neuronal.</w:t>
+            </w:r>
+          </w:p>
+        </w:tc>
+        <w:tc>
+          <w:tcPr>
+            <w:tcW w:w="3851" w:type="dxa"/>
+          </w:tcPr>
+          <w:p>
+            <w:pPr>
+              <w:rPr>
+                <w:lang w:val="es-AR"/>
+              </w:rPr>
+            </w:pPr>
+          </w:p>
+        </w:tc>
+      </w:tr>
+      <w:tr>
+        <w:tc>
+          <w:tcPr>
+            <w:tcW w:w="899" w:type="dxa"/>
+            <w:vMerge/>
+          </w:tcPr>
+          <w:p>
+            <w:pPr>
+              <w:rPr>
+                <w:lang w:val="es-AR"/>
+              </w:rPr>
+            </w:pPr>
+          </w:p>
+        </w:tc>
+        <w:tc>
+          <w:tcPr>
+            <w:tcW w:w="984" w:type="dxa"/>
+          </w:tcPr>
+          <w:p>
+            <w:pPr>
+              <w:rPr>
+                <w:lang w:val="es-AR"/>
+              </w:rPr>
+            </w:pPr>
+            <w:r>
+              <w:rPr>
+                <w:lang w:val="es-AR"/>
+              </w:rPr>
+              <w:t>7.a.1</w:t>
+            </w:r>
+          </w:p>
+        </w:tc>
+        <w:tc>
+          <w:tcPr>
+            <w:tcW w:w="4008" w:type="dxa"/>
+          </w:tcPr>
+          <w:p>
+            <w:pPr>
+              <w:rPr>
+                <w:lang w:val="es-AR"/>
+              </w:rPr>
+            </w:pPr>
+            <w:r>
+              <w:rPr>
+                <w:lang w:val="es-AR"/>
+              </w:rPr>
+              <w:t>&lt; No aplica &gt;</w:t>
+            </w:r>
+          </w:p>
+        </w:tc>
+        <w:tc>
+          <w:tcPr>
+            <w:tcW w:w="3851" w:type="dxa"/>
+          </w:tcPr>
+          <w:p>
+            <w:pPr>
+              <w:rPr>
+                <w:lang w:val="es-AR"/>
+              </w:rPr>
+            </w:pPr>
+            <w:r>
+              <w:rPr>
+                <w:lang w:val="es-AR"/>
+              </w:rPr>
+              <w:t>Recupera los datos del archivo creado anteriormente con los todos los datos de semillas, suelo y clima.</w:t>
+            </w:r>
+          </w:p>
+        </w:tc>
+      </w:tr>
+      <w:tr>
+        <w:tc>
+          <w:tcPr>
+            <w:tcW w:w="899" w:type="dxa"/>
+            <w:vMerge/>
+          </w:tcPr>
+          <w:p>
+            <w:pPr>
+              <w:rPr>
+                <w:lang w:val="es-AR"/>
+              </w:rPr>
+            </w:pPr>
+          </w:p>
+        </w:tc>
+        <w:tc>
+          <w:tcPr>
+            <w:tcW w:w="984" w:type="dxa"/>
+          </w:tcPr>
+          <w:p>
+            <w:pPr>
+              <w:rPr>
+                <w:lang w:val="es-AR"/>
+              </w:rPr>
+            </w:pPr>
+            <w:r>
+              <w:rPr>
+                <w:lang w:val="es-AR"/>
+              </w:rPr>
+              <w:t>7.a.2</w:t>
+            </w:r>
+          </w:p>
+        </w:tc>
+        <w:tc>
+          <w:tcPr>
+            <w:tcW w:w="4008" w:type="dxa"/>
+          </w:tcPr>
+          <w:p>
+            <w:pPr>
+              <w:rPr>
+                <w:lang w:val="es-AR"/>
+              </w:rPr>
+            </w:pPr>
+            <w:r>
+              <w:rPr>
+                <w:lang w:val="es-AR"/>
+              </w:rPr>
+              <w:t>&lt; No aplica &gt;</w:t>
+            </w:r>
+          </w:p>
+        </w:tc>
+        <w:tc>
+          <w:tcPr>
+            <w:tcW w:w="3851" w:type="dxa"/>
+          </w:tcPr>
+          <w:p>
+            <w:pPr>
+              <w:rPr>
+                <w:lang w:val="es-AR"/>
+              </w:rPr>
+            </w:pPr>
+            <w:r>
+              <w:rPr>
+                <w:lang w:val="es-AR"/>
+              </w:rPr>
+              <w:t>Separa las columnas de entrada y la de salida.</w:t>
+            </w:r>
+          </w:p>
+        </w:tc>
+      </w:tr>
+      <w:tr>
+        <w:tc>
+          <w:tcPr>
+            <w:tcW w:w="899" w:type="dxa"/>
+            <w:vMerge/>
+          </w:tcPr>
+          <w:p>
+            <w:pPr>
+              <w:rPr>
+                <w:lang w:val="es-AR"/>
+              </w:rPr>
+            </w:pPr>
+          </w:p>
+        </w:tc>
+        <w:tc>
+          <w:tcPr>
+            <w:tcW w:w="984" w:type="dxa"/>
+          </w:tcPr>
+          <w:p>
+            <w:pPr>
+              <w:rPr>
+                <w:lang w:val="es-AR"/>
+              </w:rPr>
+            </w:pPr>
+            <w:r>
+              <w:rPr>
+                <w:lang w:val="es-AR"/>
+              </w:rPr>
+              <w:t>7.a.3</w:t>
+            </w:r>
+          </w:p>
+        </w:tc>
+        <w:tc>
+          <w:tcPr>
+            <w:tcW w:w="4008" w:type="dxa"/>
+          </w:tcPr>
+          <w:p>
+            <w:pPr>
+              <w:rPr>
+                <w:lang w:val="es-AR"/>
+              </w:rPr>
+            </w:pPr>
+            <w:r>
+              <w:rPr>
+                <w:lang w:val="es-AR"/>
+              </w:rPr>
+              <w:t>&lt; No aplica &gt;</w:t>
+            </w:r>
+          </w:p>
+        </w:tc>
+        <w:tc>
+          <w:tcPr>
+            <w:tcW w:w="3851" w:type="dxa"/>
+          </w:tcPr>
+          <w:p>
+            <w:pPr>
+              <w:rPr>
+                <w:lang w:val="es-AR"/>
+              </w:rPr>
+            </w:pPr>
+            <w:r>
+              <w:rPr>
+                <w:lang w:val="es-AR"/>
+              </w:rPr>
+              <w:t>Separa los datos que son de entreno con los que son de testeo.</w:t>
+            </w:r>
+          </w:p>
+        </w:tc>
+      </w:tr>
+      <w:tr>
+        <w:tc>
+          <w:tcPr>
+            <w:tcW w:w="899" w:type="dxa"/>
+            <w:vMerge/>
+          </w:tcPr>
+          <w:p>
+            <w:pPr>
+              <w:rPr>
+                <w:lang w:val="es-AR"/>
+              </w:rPr>
+            </w:pPr>
+          </w:p>
+        </w:tc>
+        <w:tc>
+          <w:tcPr>
+            <w:tcW w:w="984" w:type="dxa"/>
+          </w:tcPr>
+          <w:p>
+            <w:pPr>
+              <w:rPr>
+                <w:lang w:val="es-AR"/>
+              </w:rPr>
+            </w:pPr>
+            <w:r>
+              <w:rPr>
+                <w:lang w:val="es-AR"/>
+              </w:rPr>
+              <w:t>7.a.4</w:t>
+            </w:r>
+          </w:p>
+        </w:tc>
+        <w:tc>
+          <w:tcPr>
+            <w:tcW w:w="4008" w:type="dxa"/>
+          </w:tcPr>
+          <w:p>
+            <w:pPr>
+              <w:rPr>
+                <w:lang w:val="es-AR"/>
+              </w:rPr>
+            </w:pPr>
+            <w:r>
+              <w:rPr>
+                <w:lang w:val="es-AR"/>
+              </w:rPr>
+              <w:t>&lt; No aplica &gt;</w:t>
+            </w:r>
+          </w:p>
+        </w:tc>
+        <w:tc>
+          <w:tcPr>
+            <w:tcW w:w="3851" w:type="dxa"/>
+          </w:tcPr>
+          <w:p>
+            <w:pPr>
+              <w:rPr>
+                <w:lang w:val="es-AR"/>
+              </w:rPr>
+            </w:pPr>
+            <w:r>
+              <w:rPr>
+                <w:lang w:val="es-AR"/>
+              </w:rPr>
+              <w:t xml:space="preserve">Muestra la posibilidad de realizar un </w:t>
+            </w:r>
+            <w:proofErr w:type="spellStart"/>
+            <w:r>
+              <w:rPr>
+                <w:lang w:val="es-AR"/>
+              </w:rPr>
+              <w:t>hyperparameter</w:t>
+            </w:r>
+            <w:proofErr w:type="spellEnd"/>
+            <w:r>
+              <w:rPr>
+                <w:lang w:val="es-AR"/>
+              </w:rPr>
+              <w:t xml:space="preserve"> </w:t>
+            </w:r>
+            <w:proofErr w:type="spellStart"/>
+            <w:r>
+              <w:rPr>
+                <w:lang w:val="es-AR"/>
+              </w:rPr>
+              <w:t>tunning</w:t>
+            </w:r>
+            <w:proofErr w:type="spellEnd"/>
+            <w:r>
+              <w:rPr>
+                <w:lang w:val="es-AR"/>
+              </w:rPr>
+              <w:t>.</w:t>
+            </w:r>
+          </w:p>
+        </w:tc>
+      </w:tr>
+      <w:tr>
+        <w:tc>
+          <w:tcPr>
+            <w:tcW w:w="899" w:type="dxa"/>
+            <w:vMerge/>
+          </w:tcPr>
+          <w:p>
+            <w:pPr>
+              <w:rPr>
+                <w:lang w:val="es-AR"/>
+              </w:rPr>
+            </w:pPr>
+          </w:p>
+        </w:tc>
+        <w:tc>
+          <w:tcPr>
+            <w:tcW w:w="984" w:type="dxa"/>
+          </w:tcPr>
+          <w:p>
+            <w:pPr>
+              <w:rPr>
+                <w:lang w:val="es-AR"/>
+              </w:rPr>
+            </w:pPr>
+            <w:r>
+              <w:rPr>
+                <w:lang w:val="es-AR"/>
+              </w:rPr>
+              <w:t>7.a.5</w:t>
+            </w:r>
+          </w:p>
+        </w:tc>
+        <w:tc>
+          <w:tcPr>
+            <w:tcW w:w="4008" w:type="dxa"/>
+          </w:tcPr>
+          <w:p>
+            <w:pPr>
+              <w:rPr>
+                <w:lang w:val="es-AR"/>
+              </w:rPr>
+            </w:pPr>
+            <w:r>
+              <w:rPr>
+                <w:lang w:val="es-AR"/>
+              </w:rPr>
+              <w:t xml:space="preserve">El usuario selecciona que no quiere hacer el </w:t>
+            </w:r>
+            <w:proofErr w:type="spellStart"/>
+            <w:r>
+              <w:rPr>
+                <w:lang w:val="es-AR"/>
+              </w:rPr>
+              <w:t>hyperparameter</w:t>
+            </w:r>
+            <w:proofErr w:type="spellEnd"/>
+            <w:r>
+              <w:rPr>
+                <w:lang w:val="es-AR"/>
+              </w:rPr>
+              <w:t xml:space="preserve"> </w:t>
+            </w:r>
+            <w:proofErr w:type="spellStart"/>
+            <w:r>
+              <w:rPr>
+                <w:lang w:val="es-AR"/>
+              </w:rPr>
+              <w:t>tunning</w:t>
+            </w:r>
+            <w:proofErr w:type="spellEnd"/>
+            <w:r>
+              <w:rPr>
+                <w:lang w:val="es-AR"/>
+              </w:rPr>
+              <w:t>.</w:t>
+            </w:r>
+          </w:p>
+        </w:tc>
+        <w:tc>
+          <w:tcPr>
+            <w:tcW w:w="3851" w:type="dxa"/>
+          </w:tcPr>
+          <w:p>
+            <w:pPr>
+              <w:rPr>
+                <w:lang w:val="es-AR"/>
+              </w:rPr>
+            </w:pPr>
+            <w:r>
+              <w:rPr>
+                <w:lang w:val="es-AR"/>
+              </w:rPr>
+              <w:t>Realiza el entreno de la red neuronal.</w:t>
+            </w:r>
+          </w:p>
+        </w:tc>
+      </w:tr>
+      <w:tr>
+        <w:tc>
+          <w:tcPr>
+            <w:tcW w:w="899" w:type="dxa"/>
+            <w:vMerge/>
+          </w:tcPr>
+          <w:p>
+            <w:pPr>
+              <w:rPr>
+                <w:lang w:val="es-AR"/>
+              </w:rPr>
+            </w:pPr>
+          </w:p>
+        </w:tc>
+        <w:tc>
+          <w:tcPr>
+            <w:tcW w:w="984" w:type="dxa"/>
+          </w:tcPr>
+          <w:p>
+            <w:pPr>
+              <w:rPr>
+                <w:lang w:val="es-AR"/>
+              </w:rPr>
+            </w:pPr>
+            <w:r>
+              <w:rPr>
+                <w:lang w:val="es-AR"/>
+              </w:rPr>
+              <w:t>7.a.6</w:t>
+            </w:r>
+          </w:p>
+        </w:tc>
+        <w:tc>
+          <w:tcPr>
+            <w:tcW w:w="4008" w:type="dxa"/>
+          </w:tcPr>
+          <w:p>
+            <w:pPr>
+              <w:rPr>
+                <w:lang w:val="es-AR"/>
+              </w:rPr>
+            </w:pPr>
+            <w:r>
+              <w:rPr>
+                <w:lang w:val="es-AR"/>
+              </w:rPr>
+              <w:t>&lt; No aplica &gt;</w:t>
+            </w:r>
+          </w:p>
+        </w:tc>
+        <w:tc>
+          <w:tcPr>
+            <w:tcW w:w="3851" w:type="dxa"/>
+          </w:tcPr>
+          <w:p>
+            <w:pPr>
+              <w:rPr>
+                <w:lang w:val="es-AR"/>
+              </w:rPr>
+            </w:pPr>
+            <w:r>
+              <w:rPr>
+                <w:lang w:val="es-AR"/>
+              </w:rPr>
+              <w:t>Almacena el modelo entrenado y vuelve al camino básico.</w:t>
+            </w:r>
+          </w:p>
+        </w:tc>
+      </w:tr>
+      <w:tr>
+        <w:tc>
+          <w:tcPr>
+            <w:tcW w:w="899" w:type="dxa"/>
+            <w:vMerge w:val="restart"/>
+            <w:vAlign w:val="center"/>
+          </w:tcPr>
+          <w:p>
+            <w:pPr>
+              <w:jc w:val="center"/>
+              <w:rPr>
+                <w:lang w:val="es-AR"/>
+              </w:rPr>
+            </w:pPr>
+            <w:r>
+              <w:rPr>
+                <w:lang w:val="es-AR"/>
+              </w:rPr>
+              <w:t>7.a.5.a</w:t>
+            </w:r>
+          </w:p>
+        </w:tc>
+        <w:tc>
+          <w:tcPr>
+            <w:tcW w:w="984" w:type="dxa"/>
+          </w:tcPr>
+          <w:p>
+            <w:pPr>
+              <w:rPr>
+                <w:lang w:val="es-AR"/>
+              </w:rPr>
+            </w:pPr>
+          </w:p>
+        </w:tc>
+        <w:tc>
+          <w:tcPr>
+            <w:tcW w:w="4008" w:type="dxa"/>
+          </w:tcPr>
+          <w:p>
+            <w:pPr>
+              <w:rPr>
+                <w:lang w:val="es-AR"/>
+              </w:rPr>
+            </w:pPr>
+            <w:r>
+              <w:rPr>
+                <w:lang w:val="es-AR"/>
+              </w:rPr>
+              <w:t xml:space="preserve">El usuario selecciona que quiere hacer </w:t>
+            </w:r>
+            <w:proofErr w:type="spellStart"/>
+            <w:r>
+              <w:rPr>
+                <w:lang w:val="es-AR"/>
+              </w:rPr>
+              <w:t>hyperparameter</w:t>
+            </w:r>
+            <w:proofErr w:type="spellEnd"/>
+            <w:r>
+              <w:rPr>
+                <w:lang w:val="es-AR"/>
+              </w:rPr>
+              <w:t xml:space="preserve"> </w:t>
+            </w:r>
+            <w:proofErr w:type="spellStart"/>
+            <w:r>
+              <w:rPr>
+                <w:lang w:val="es-AR"/>
+              </w:rPr>
+              <w:t>tunning</w:t>
+            </w:r>
+            <w:proofErr w:type="spellEnd"/>
+            <w:r>
+              <w:rPr>
+                <w:lang w:val="es-AR"/>
+              </w:rPr>
+              <w:t>:</w:t>
+            </w:r>
+          </w:p>
+        </w:tc>
+        <w:tc>
+          <w:tcPr>
+            <w:tcW w:w="3851" w:type="dxa"/>
+          </w:tcPr>
+          <w:p>
+            <w:pPr>
+              <w:rPr>
+                <w:lang w:val="es-AR"/>
+              </w:rPr>
+            </w:pPr>
+          </w:p>
+        </w:tc>
+      </w:tr>
+      <w:tr>
+        <w:tc>
+          <w:tcPr>
+            <w:tcW w:w="899" w:type="dxa"/>
+            <w:vMerge/>
+          </w:tcPr>
+          <w:p>
+            <w:pPr>
+              <w:rPr>
+                <w:lang w:val="es-AR"/>
+              </w:rPr>
+            </w:pPr>
+          </w:p>
+        </w:tc>
+        <w:tc>
+          <w:tcPr>
+            <w:tcW w:w="984" w:type="dxa"/>
+          </w:tcPr>
+          <w:p>
+            <w:pPr>
+              <w:rPr>
+                <w:lang w:val="es-AR"/>
+              </w:rPr>
+            </w:pPr>
+            <w:r>
+              <w:rPr>
+                <w:lang w:val="es-AR"/>
+              </w:rPr>
+              <w:t>7.a.5.a.1</w:t>
+            </w:r>
+          </w:p>
+        </w:tc>
+        <w:tc>
+          <w:tcPr>
+            <w:tcW w:w="4008" w:type="dxa"/>
+          </w:tcPr>
+          <w:p>
+            <w:pPr>
+              <w:rPr>
+                <w:lang w:val="es-AR"/>
+              </w:rPr>
+            </w:pPr>
+            <w:r>
+              <w:rPr>
+                <w:lang w:val="es-AR"/>
+              </w:rPr>
+              <w:t>&lt; No aplica &gt;</w:t>
+            </w:r>
+          </w:p>
+        </w:tc>
+        <w:tc>
+          <w:tcPr>
+            <w:tcW w:w="3851" w:type="dxa"/>
+          </w:tcPr>
+          <w:p>
+            <w:pPr>
+              <w:rPr>
+                <w:lang w:val="es-AR"/>
+              </w:rPr>
+            </w:pPr>
+            <w:r>
+              <w:rPr>
+                <w:lang w:val="es-AR"/>
+              </w:rPr>
+              <w:t xml:space="preserve">Realiza el entreno de la red neuronal varias veces con diferentes </w:t>
+            </w:r>
+            <w:proofErr w:type="spellStart"/>
+            <w:r>
+              <w:rPr>
+                <w:lang w:val="es-AR"/>
+              </w:rPr>
+              <w:t>hyperparameters</w:t>
+            </w:r>
+            <w:proofErr w:type="spellEnd"/>
+            <w:r>
+              <w:rPr>
+                <w:lang w:val="es-AR"/>
+              </w:rPr>
+              <w:t xml:space="preserve"> con el fin de encontrar la combinación que </w:t>
+            </w:r>
+            <w:proofErr w:type="spellStart"/>
+            <w:r>
+              <w:rPr>
+                <w:lang w:val="es-AR"/>
+              </w:rPr>
+              <w:t>de el</w:t>
+            </w:r>
+            <w:proofErr w:type="spellEnd"/>
+            <w:r>
+              <w:rPr>
+                <w:lang w:val="es-AR"/>
+              </w:rPr>
+              <w:t xml:space="preserve"> mejor score (el valor más cercano a 0, significa que el error es casi nulo)</w:t>
+            </w:r>
+          </w:p>
+        </w:tc>
+      </w:tr>
+      <w:tr>
+        <w:tc>
+          <w:tcPr>
+            <w:tcW w:w="899" w:type="dxa"/>
+            <w:vMerge/>
+          </w:tcPr>
+          <w:p>
+            <w:pPr>
+              <w:rPr>
+                <w:lang w:val="es-AR"/>
+              </w:rPr>
+            </w:pPr>
+          </w:p>
+        </w:tc>
+        <w:tc>
+          <w:tcPr>
+            <w:tcW w:w="984" w:type="dxa"/>
+          </w:tcPr>
+          <w:p>
+            <w:pPr>
+              <w:rPr>
+                <w:lang w:val="es-AR"/>
+              </w:rPr>
+            </w:pPr>
+          </w:p>
+        </w:tc>
+        <w:tc>
+          <w:tcPr>
+            <w:tcW w:w="4008" w:type="dxa"/>
+          </w:tcPr>
+          <w:p>
+            <w:pPr>
+              <w:rPr>
+                <w:lang w:val="es-AR"/>
+              </w:rPr>
+            </w:pPr>
+            <w:r>
+              <w:rPr>
+                <w:lang w:val="es-AR"/>
+              </w:rPr>
+              <w:t>&lt; No aplica &gt;</w:t>
+            </w:r>
+          </w:p>
+        </w:tc>
+        <w:tc>
+          <w:tcPr>
+            <w:tcW w:w="3851" w:type="dxa"/>
+          </w:tcPr>
+          <w:p>
+            <w:pPr>
+              <w:rPr>
+                <w:lang w:val="es-AR"/>
+              </w:rPr>
+            </w:pPr>
+            <w:r>
+              <w:rPr>
+                <w:lang w:val="es-AR"/>
+              </w:rPr>
+              <w:t>Vuelve a la ejecución del camino alternativo 7.a.6.</w:t>
+            </w:r>
+          </w:p>
+        </w:tc>
+      </w:tr>
+      <w:tr>
+        <w:tc>
+          <w:tcPr>
+            <w:tcW w:w="899" w:type="dxa"/>
+            <w:vMerge w:val="restart"/>
+            <w:vAlign w:val="center"/>
+          </w:tcPr>
+          <w:p>
+            <w:pPr>
+              <w:jc w:val="center"/>
+              <w:rPr>
+                <w:lang w:val="es-AR"/>
+              </w:rPr>
+            </w:pPr>
+            <w:r>
+              <w:rPr>
+                <w:lang w:val="es-AR"/>
+              </w:rPr>
+              <w:t>8.a</w:t>
+            </w:r>
+          </w:p>
+        </w:tc>
+        <w:tc>
+          <w:tcPr>
+            <w:tcW w:w="984" w:type="dxa"/>
+          </w:tcPr>
+          <w:p>
+            <w:pPr>
+              <w:rPr>
+                <w:lang w:val="es-AR"/>
+              </w:rPr>
+            </w:pPr>
+          </w:p>
+        </w:tc>
+        <w:tc>
+          <w:tcPr>
+            <w:tcW w:w="4008" w:type="dxa"/>
+          </w:tcPr>
+          <w:p>
+            <w:pPr>
+              <w:rPr>
+                <w:lang w:val="es-AR"/>
+              </w:rPr>
+            </w:pPr>
+            <w:r>
+              <w:rPr>
+                <w:lang w:val="es-AR"/>
+              </w:rPr>
+              <w:t>El usuario ingresa valores inválidos:</w:t>
+            </w:r>
+          </w:p>
+        </w:tc>
+        <w:tc>
+          <w:tcPr>
+            <w:tcW w:w="3851" w:type="dxa"/>
+          </w:tcPr>
+          <w:p>
+            <w:pPr>
+              <w:rPr>
+                <w:lang w:val="es-AR"/>
+              </w:rPr>
+            </w:pPr>
+          </w:p>
+        </w:tc>
+      </w:tr>
+      <w:tr>
+        <w:tc>
+          <w:tcPr>
+            <w:tcW w:w="899" w:type="dxa"/>
+            <w:vMerge/>
+          </w:tcPr>
+          <w:p>
+            <w:pPr>
+              <w:rPr>
+                <w:lang w:val="es-AR"/>
+              </w:rPr>
+            </w:pPr>
+          </w:p>
+        </w:tc>
+        <w:tc>
+          <w:tcPr>
+            <w:tcW w:w="984" w:type="dxa"/>
+          </w:tcPr>
+          <w:p>
+            <w:pPr>
+              <w:rPr>
+                <w:lang w:val="es-AR"/>
+              </w:rPr>
+            </w:pPr>
+            <w:r>
+              <w:rPr>
+                <w:lang w:val="es-AR"/>
+              </w:rPr>
+              <w:t>8.a.1</w:t>
+            </w:r>
+          </w:p>
+        </w:tc>
+        <w:tc>
+          <w:tcPr>
+            <w:tcW w:w="4008" w:type="dxa"/>
+          </w:tcPr>
+          <w:p>
+            <w:pPr>
+              <w:rPr>
+                <w:lang w:val="es-AR"/>
+              </w:rPr>
+            </w:pPr>
+          </w:p>
+        </w:tc>
+        <w:tc>
+          <w:tcPr>
+            <w:tcW w:w="3851" w:type="dxa"/>
+          </w:tcPr>
+          <w:p>
+            <w:pPr>
+              <w:rPr>
+                <w:lang w:val="es-AR"/>
+              </w:rPr>
+            </w:pPr>
+            <w:r>
+              <w:rPr>
+                <w:lang w:val="es-AR"/>
+              </w:rPr>
+              <w:t xml:space="preserve">Entra en un </w:t>
+            </w:r>
+            <w:proofErr w:type="spellStart"/>
+            <w:r>
+              <w:rPr>
+                <w:lang w:val="es-AR"/>
+              </w:rPr>
+              <w:t>loop</w:t>
+            </w:r>
+            <w:proofErr w:type="spellEnd"/>
+            <w:r>
+              <w:rPr>
+                <w:lang w:val="es-AR"/>
+              </w:rPr>
+              <w:t xml:space="preserve"> que hasta que no se coloque un valor válido no sale.</w:t>
+            </w:r>
+          </w:p>
+        </w:tc>
+      </w:tr>
+      <w:tr>
+        <w:tc>
+          <w:tcPr>
+            <w:tcW w:w="899" w:type="dxa"/>
+            <w:vMerge/>
+          </w:tcPr>
+          <w:p>
+            <w:pPr>
+              <w:rPr>
+                <w:lang w:val="es-AR"/>
+              </w:rPr>
+            </w:pPr>
+          </w:p>
+        </w:tc>
+        <w:tc>
+          <w:tcPr>
+            <w:tcW w:w="984" w:type="dxa"/>
+          </w:tcPr>
+          <w:p>
+            <w:pPr>
+              <w:rPr>
+                <w:lang w:val="es-AR"/>
+              </w:rPr>
+            </w:pPr>
+            <w:r>
+              <w:rPr>
+                <w:lang w:val="es-AR"/>
+              </w:rPr>
+              <w:t>8.a.2</w:t>
+            </w:r>
+          </w:p>
+        </w:tc>
+        <w:tc>
+          <w:tcPr>
+            <w:tcW w:w="4008" w:type="dxa"/>
+          </w:tcPr>
+          <w:p>
+            <w:pPr>
+              <w:rPr>
+                <w:lang w:val="es-AR"/>
+              </w:rPr>
+            </w:pPr>
+            <w:r>
+              <w:rPr>
+                <w:lang w:val="es-AR"/>
+              </w:rPr>
+              <w:t>El usuario ingresa un valor válido.</w:t>
+            </w:r>
+          </w:p>
+        </w:tc>
+        <w:tc>
+          <w:tcPr>
+            <w:tcW w:w="3851" w:type="dxa"/>
+          </w:tcPr>
+          <w:p>
+            <w:pPr>
+              <w:rPr>
+                <w:lang w:val="es-AR"/>
+              </w:rPr>
+            </w:pPr>
+            <w:r>
+              <w:rPr>
+                <w:lang w:val="es-AR"/>
+              </w:rPr>
+              <w:t>Sigue con el paso 9.</w:t>
+            </w:r>
+          </w:p>
+        </w:tc>
+      </w:tr>
+      <w:tr>
+        <w:tc>
+          <w:tcPr>
+            <w:tcW w:w="899" w:type="dxa"/>
+            <w:vMerge w:val="restart"/>
+          </w:tcPr>
+          <w:p>
+            <w:pPr>
+              <w:rPr>
+                <w:lang w:val="es-AR"/>
+              </w:rPr>
+            </w:pPr>
+            <w:r>
+              <w:rPr>
+                <w:lang w:val="es-AR"/>
+              </w:rPr>
+              <w:t>10.a</w:t>
+            </w:r>
+          </w:p>
+        </w:tc>
+        <w:tc>
+          <w:tcPr>
+            <w:tcW w:w="984" w:type="dxa"/>
+          </w:tcPr>
+          <w:p>
+            <w:pPr>
+              <w:rPr>
+                <w:lang w:val="es-AR"/>
+              </w:rPr>
+            </w:pPr>
+          </w:p>
+        </w:tc>
+        <w:tc>
+          <w:tcPr>
+            <w:tcW w:w="4008" w:type="dxa"/>
+          </w:tcPr>
+          <w:p>
+            <w:pPr>
+              <w:rPr>
+                <w:lang w:val="es-AR"/>
+              </w:rPr>
+            </w:pPr>
+            <w:r>
+              <w:rPr>
+                <w:lang w:val="es-AR"/>
+              </w:rPr>
+              <w:t>El usuario decide correr el algoritmo genético una vez más:</w:t>
+            </w:r>
+          </w:p>
+        </w:tc>
+        <w:tc>
+          <w:tcPr>
+            <w:tcW w:w="3851" w:type="dxa"/>
+          </w:tcPr>
+          <w:p>
+            <w:pPr>
+              <w:rPr>
+                <w:lang w:val="es-AR"/>
+              </w:rPr>
+            </w:pPr>
+          </w:p>
+        </w:tc>
+      </w:tr>
+      <w:tr>
+        <w:tc>
+          <w:tcPr>
+            <w:tcW w:w="899" w:type="dxa"/>
+            <w:vMerge/>
+          </w:tcPr>
+          <w:p>
+            <w:pPr>
+              <w:rPr>
+                <w:lang w:val="es-AR"/>
+              </w:rPr>
+            </w:pPr>
+          </w:p>
+        </w:tc>
+        <w:tc>
+          <w:tcPr>
+            <w:tcW w:w="984" w:type="dxa"/>
+          </w:tcPr>
+          <w:p>
+            <w:pPr>
+              <w:rPr>
+                <w:lang w:val="es-AR"/>
+              </w:rPr>
+            </w:pPr>
+            <w:r>
+              <w:rPr>
+                <w:lang w:val="es-AR"/>
+              </w:rPr>
+              <w:t>10.a.1</w:t>
+            </w:r>
+          </w:p>
+        </w:tc>
+        <w:tc>
+          <w:tcPr>
+            <w:tcW w:w="4008" w:type="dxa"/>
+          </w:tcPr>
+          <w:p>
+            <w:pPr>
+              <w:rPr>
+                <w:lang w:val="es-AR"/>
+              </w:rPr>
+            </w:pPr>
+          </w:p>
+        </w:tc>
+        <w:tc>
+          <w:tcPr>
+            <w:tcW w:w="3851" w:type="dxa"/>
+          </w:tcPr>
+          <w:p>
+            <w:pPr>
+              <w:rPr>
+                <w:lang w:val="es-AR"/>
+              </w:rPr>
+            </w:pPr>
+            <w:r>
+              <w:rPr>
+                <w:lang w:val="es-AR"/>
+              </w:rPr>
+              <w:t>Vuelve al paso 8.</w:t>
+            </w:r>
+          </w:p>
+        </w:tc>
+      </w:tr>
+    </w:tbl>
+    <w:p>
+      <w:pPr>
+        <w:rPr>
+          <w:b/>
+          <w:bCs/>
+          <w:lang w:val="es-AR"/>
+        </w:rPr>
+      </w:pPr>
+    </w:p>
+    <w:p>
+      <w:pPr>
+        <w:pStyle w:val="Ttulo1"/>
+      </w:pPr>
+      <w:bookmarkStart w:id="5" w:name="_Toc210661429"/>
+      <w:r>
+        <w:t>Mejoras a implementar</w:t>
+      </w:r>
+      <w:bookmarkEnd w:id="5"/>
+    </w:p>
+    <w:p>
+      <w:pPr>
+        <w:rPr>
+          <w:lang w:val="es-AR"/>
+        </w:rPr>
+      </w:pPr>
+      <w:r>
+        <w:rPr>
+          <w:lang w:val="es-AR"/>
+        </w:rPr>
+        <w:t>A lo largo del desarrollo de esta herramienta se nos fueron ocurriendo mejoras que por cuestiones de tiempo no se llegan a implementar, pero se quiere dejar constancia por si se quiere seguir en un futuro:</w:t>
+      </w:r>
+    </w:p>
+    <w:p>
+      <w:pPr>
+        <w:pStyle w:val="Prrafodelista"/>
+        <w:numPr>
+          <w:ilvl w:val="0"/>
+          <w:numId w:val="12"/>
+        </w:numPr>
+        <w:rPr>
+          <w:lang w:val="es-AR"/>
+        </w:rPr>
+      </w:pPr>
+      <w:r>
+        <w:rPr>
+          <w:lang w:val="es-AR"/>
+        </w:rPr>
+        <w:t>En vez de predecir de qué tipo, niño, niña o neutro, será el próximo trimestre o año basándonos en la secuencialidad de los trimestres o años anteriores; se podría implementar la predicción de los valores futuros del clima en las coordenadas que la ENSO los mide para determinar de qué tipo será el próximo trimestre o año.</w:t>
+      </w:r>
+    </w:p>
+    <w:p>
+      <w:pPr>
+        <w:pStyle w:val="Prrafodelista"/>
+        <w:numPr>
+          <w:ilvl w:val="0"/>
+          <w:numId w:val="12"/>
+        </w:numPr>
+        <w:rPr>
+          <w:lang w:val="es-AR"/>
+        </w:rPr>
+      </w:pPr>
+      <w:r>
+        <w:rPr>
+          <w:lang w:val="es-AR"/>
+        </w:rPr>
+        <w:t>Si es posible, conseguir las fechas (al menos el mes) de siembra y cultivo de cada semilla en cada año.</w:t>
+      </w:r>
+    </w:p>
+    <w:p>
+      <w:pPr>
+        <w:pStyle w:val="Prrafodelista"/>
+        <w:numPr>
+          <w:ilvl w:val="0"/>
+          <w:numId w:val="12"/>
+        </w:numPr>
+        <w:rPr>
+          <w:lang w:val="es-AR"/>
+        </w:rPr>
+      </w:pPr>
+      <w:r>
+        <w:rPr>
+          <w:lang w:val="es-AR"/>
+        </w:rPr>
+        <w:t>Permitirle al usuario seleccionar un subconjunto de las semillas usadas en el análisis.</w:t>
+      </w:r>
+    </w:p>
+    <w:p>
+      <w:pPr>
+        <w:pStyle w:val="Prrafodelista"/>
+        <w:numPr>
+          <w:ilvl w:val="0"/>
+          <w:numId w:val="12"/>
+        </w:numPr>
+        <w:rPr>
+          <w:lang w:val="es-AR"/>
+        </w:rPr>
+      </w:pPr>
+      <w:r>
+        <w:rPr>
+          <w:lang w:val="es-AR"/>
+        </w:rPr>
+        <w:t>Permitirle al usuario seleccionar el análisis de las semillas de invierno o de verano.</w:t>
+      </w:r>
+    </w:p>
+    <w:p>
+      <w:pPr>
+        <w:pStyle w:val="Ttulo1"/>
+      </w:pPr>
+      <w:bookmarkStart w:id="6" w:name="_Toc210661430"/>
+      <w:r>
+        <w:t>Repositorio de GitHub</w:t>
+      </w:r>
+      <w:bookmarkEnd w:id="6"/>
+    </w:p>
+    <w:p>
+      <w:pPr>
+        <w:rPr>
+          <w:u w:val="single"/>
+          <w:lang w:val="es-AR"/>
+        </w:rPr>
+      </w:pPr>
+      <w:r>
+        <w:rPr>
+          <w:lang w:val="es-AR"/>
+        </w:rPr>
+        <w:t xml:space="preserve">Link: </w:t>
+      </w:r>
+      <w:hyperlink r:id="rId9" w:history="1">
+        <w:r>
+          <w:rPr>
+            <w:rStyle w:val="Hipervnculo"/>
+            <w:lang w:val="es-AR"/>
+          </w:rPr>
+          <w:t>https://github.com/juampi74/frro-python-2025-08.git</w:t>
+        </w:r>
+      </w:hyperlink>
     </w:p>
     <w:sectPr>
-      <w:headerReference w:type="default" r:id="rId9"/>
-      <w:footerReference w:type="default" r:id="rId10"/>
+      <w:headerReference w:type="default" r:id="rId10"/>
+      <w:footerReference w:type="default" r:id="rId11"/>
       <w:pgSz w:w="11906" w:h="16838" w:code="9"/>
       <w:pgMar w:top="1440" w:right="1077" w:bottom="1440" w:left="1077" w:header="709" w:footer="709" w:gutter="0"/>
       <w:pgNumType w:start="0"/>
@@ -2704,6 +6669,119 @@
     </w:lvl>
   </w:abstractNum>
   <w:abstractNum w:abstractNumId="6" w15:restartNumberingAfterBreak="0">
+    <w:nsid w:val="4E1114CE"/>
+    <w:multiLevelType w:val="hybridMultilevel"/>
+    <w:tmpl w:val="B0006F62"/>
+    <w:lvl w:ilvl="0" w:tplc="2C0A0001">
+      <w:start w:val="1"/>
+      <w:numFmt w:val="bullet"/>
+      <w:lvlText w:val=""/>
+      <w:lvlJc w:val="left"/>
+      <w:pPr>
+        <w:ind w:left="720" w:hanging="360"/>
+      </w:pPr>
+      <w:rPr>
+        <w:rFonts w:ascii="Symbol" w:hAnsi="Symbol" w:hint="default"/>
+      </w:rPr>
+    </w:lvl>
+    <w:lvl w:ilvl="1" w:tplc="2C0A0003" w:tentative="1">
+      <w:start w:val="1"/>
+      <w:numFmt w:val="bullet"/>
+      <w:lvlText w:val="o"/>
+      <w:lvlJc w:val="left"/>
+      <w:pPr>
+        <w:ind w:left="1440" w:hanging="360"/>
+      </w:pPr>
+      <w:rPr>
+        <w:rFonts w:ascii="Courier New" w:hAnsi="Courier New" w:cs="Courier New" w:hint="default"/>
+      </w:rPr>
+    </w:lvl>
+    <w:lvl w:ilvl="2" w:tplc="2C0A0005" w:tentative="1">
+      <w:start w:val="1"/>
+      <w:numFmt w:val="bullet"/>
+      <w:lvlText w:val=""/>
+      <w:lvlJc w:val="left"/>
+      <w:pPr>
+        <w:ind w:left="2160" w:hanging="360"/>
+      </w:pPr>
+      <w:rPr>
+        <w:rFonts w:ascii="Wingdings" w:hAnsi="Wingdings" w:hint="default"/>
+      </w:rPr>
+    </w:lvl>
+    <w:lvl w:ilvl="3" w:tplc="2C0A0001" w:tentative="1">
+      <w:start w:val="1"/>
+      <w:numFmt w:val="bullet"/>
+      <w:lvlText w:val=""/>
+      <w:lvlJc w:val="left"/>
+      <w:pPr>
+        <w:ind w:left="2880" w:hanging="360"/>
+      </w:pPr>
+      <w:rPr>
+        <w:rFonts w:ascii="Symbol" w:hAnsi="Symbol" w:hint="default"/>
+      </w:rPr>
+    </w:lvl>
+    <w:lvl w:ilvl="4" w:tplc="2C0A0003" w:tentative="1">
+      <w:start w:val="1"/>
+      <w:numFmt w:val="bullet"/>
+      <w:lvlText w:val="o"/>
+      <w:lvlJc w:val="left"/>
+      <w:pPr>
+        <w:ind w:left="3600" w:hanging="360"/>
+      </w:pPr>
+      <w:rPr>
+        <w:rFonts w:ascii="Courier New" w:hAnsi="Courier New" w:cs="Courier New" w:hint="default"/>
+      </w:rPr>
+    </w:lvl>
+    <w:lvl w:ilvl="5" w:tplc="2C0A0005" w:tentative="1">
+      <w:start w:val="1"/>
+      <w:numFmt w:val="bullet"/>
+      <w:lvlText w:val=""/>
+      <w:lvlJc w:val="left"/>
+      <w:pPr>
+        <w:ind w:left="4320" w:hanging="360"/>
+      </w:pPr>
+      <w:rPr>
+        <w:rFonts w:ascii="Wingdings" w:hAnsi="Wingdings" w:hint="default"/>
+      </w:rPr>
+    </w:lvl>
+    <w:lvl w:ilvl="6" w:tplc="2C0A0001" w:tentative="1">
+      <w:start w:val="1"/>
+      <w:numFmt w:val="bullet"/>
+      <w:lvlText w:val=""/>
+      <w:lvlJc w:val="left"/>
+      <w:pPr>
+        <w:ind w:left="5040" w:hanging="360"/>
+      </w:pPr>
+      <w:rPr>
+        <w:rFonts w:ascii="Symbol" w:hAnsi="Symbol" w:hint="default"/>
+      </w:rPr>
+    </w:lvl>
+    <w:lvl w:ilvl="7" w:tplc="2C0A0003" w:tentative="1">
+      <w:start w:val="1"/>
+      <w:numFmt w:val="bullet"/>
+      <w:lvlText w:val="o"/>
+      <w:lvlJc w:val="left"/>
+      <w:pPr>
+        <w:ind w:left="5760" w:hanging="360"/>
+      </w:pPr>
+      <w:rPr>
+        <w:rFonts w:ascii="Courier New" w:hAnsi="Courier New" w:cs="Courier New" w:hint="default"/>
+      </w:rPr>
+    </w:lvl>
+    <w:lvl w:ilvl="8" w:tplc="2C0A0005" w:tentative="1">
+      <w:start w:val="1"/>
+      <w:numFmt w:val="bullet"/>
+      <w:lvlText w:val=""/>
+      <w:lvlJc w:val="left"/>
+      <w:pPr>
+        <w:ind w:left="6480" w:hanging="360"/>
+      </w:pPr>
+      <w:rPr>
+        <w:rFonts w:ascii="Wingdings" w:hAnsi="Wingdings" w:hint="default"/>
+      </w:rPr>
+    </w:lvl>
+  </w:abstractNum>
+  <w:abstractNum w:abstractNumId="7" w15:restartNumberingAfterBreak="0">
     <w:nsid w:val="4E747B99"/>
     <w:multiLevelType w:val="multilevel"/>
     <w:tmpl w:val="FEC47010"/>
@@ -2852,7 +6930,7 @@
       </w:rPr>
     </w:lvl>
   </w:abstractNum>
-  <w:abstractNum w:abstractNumId="7" w15:restartNumberingAfterBreak="0">
+  <w:abstractNum w:abstractNumId="8" w15:restartNumberingAfterBreak="0">
     <w:nsid w:val="5AC63776"/>
     <w:multiLevelType w:val="multilevel"/>
     <w:tmpl w:val="BEFC5F52"/>
@@ -3001,7 +7079,93 @@
       </w:rPr>
     </w:lvl>
   </w:abstractNum>
-  <w:abstractNum w:abstractNumId="8" w15:restartNumberingAfterBreak="0">
+  <w:abstractNum w:abstractNumId="9" w15:restartNumberingAfterBreak="0">
+    <w:nsid w:val="63EF19D0"/>
+    <w:multiLevelType w:val="hybridMultilevel"/>
+    <w:tmpl w:val="0B040E36"/>
+    <w:lvl w:ilvl="0" w:tplc="2C0A000F">
+      <w:start w:val="1"/>
+      <w:numFmt w:val="decimal"/>
+      <w:lvlText w:val="%1."/>
+      <w:lvlJc w:val="left"/>
+      <w:pPr>
+        <w:ind w:left="720" w:hanging="360"/>
+      </w:pPr>
+    </w:lvl>
+    <w:lvl w:ilvl="1" w:tplc="2C0A0019" w:tentative="1">
+      <w:start w:val="1"/>
+      <w:numFmt w:val="lowerLetter"/>
+      <w:lvlText w:val="%2."/>
+      <w:lvlJc w:val="left"/>
+      <w:pPr>
+        <w:ind w:left="1440" w:hanging="360"/>
+      </w:pPr>
+    </w:lvl>
+    <w:lvl w:ilvl="2" w:tplc="2C0A001B" w:tentative="1">
+      <w:start w:val="1"/>
+      <w:numFmt w:val="lowerRoman"/>
+      <w:lvlText w:val="%3."/>
+      <w:lvlJc w:val="right"/>
+      <w:pPr>
+        <w:ind w:left="2160" w:hanging="180"/>
+      </w:pPr>
+    </w:lvl>
+    <w:lvl w:ilvl="3" w:tplc="2C0A000F" w:tentative="1">
+      <w:start w:val="1"/>
+      <w:numFmt w:val="decimal"/>
+      <w:lvlText w:val="%4."/>
+      <w:lvlJc w:val="left"/>
+      <w:pPr>
+        <w:ind w:left="2880" w:hanging="360"/>
+      </w:pPr>
+    </w:lvl>
+    <w:lvl w:ilvl="4" w:tplc="2C0A0019" w:tentative="1">
+      <w:start w:val="1"/>
+      <w:numFmt w:val="lowerLetter"/>
+      <w:lvlText w:val="%5."/>
+      <w:lvlJc w:val="left"/>
+      <w:pPr>
+        <w:ind w:left="3600" w:hanging="360"/>
+      </w:pPr>
+    </w:lvl>
+    <w:lvl w:ilvl="5" w:tplc="2C0A001B" w:tentative="1">
+      <w:start w:val="1"/>
+      <w:numFmt w:val="lowerRoman"/>
+      <w:lvlText w:val="%6."/>
+      <w:lvlJc w:val="right"/>
+      <w:pPr>
+        <w:ind w:left="4320" w:hanging="180"/>
+      </w:pPr>
+    </w:lvl>
+    <w:lvl w:ilvl="6" w:tplc="2C0A000F" w:tentative="1">
+      <w:start w:val="1"/>
+      <w:numFmt w:val="decimal"/>
+      <w:lvlText w:val="%7."/>
+      <w:lvlJc w:val="left"/>
+      <w:pPr>
+        <w:ind w:left="5040" w:hanging="360"/>
+      </w:pPr>
+    </w:lvl>
+    <w:lvl w:ilvl="7" w:tplc="2C0A0019" w:tentative="1">
+      <w:start w:val="1"/>
+      <w:numFmt w:val="lowerLetter"/>
+      <w:lvlText w:val="%8."/>
+      <w:lvlJc w:val="left"/>
+      <w:pPr>
+        <w:ind w:left="5760" w:hanging="360"/>
+      </w:pPr>
+    </w:lvl>
+    <w:lvl w:ilvl="8" w:tplc="2C0A001B" w:tentative="1">
+      <w:start w:val="1"/>
+      <w:numFmt w:val="lowerRoman"/>
+      <w:lvlText w:val="%9."/>
+      <w:lvlJc w:val="right"/>
+      <w:pPr>
+        <w:ind w:left="6480" w:hanging="180"/>
+      </w:pPr>
+    </w:lvl>
+  </w:abstractNum>
+  <w:abstractNum w:abstractNumId="10" w15:restartNumberingAfterBreak="0">
     <w:nsid w:val="662F57C5"/>
     <w:multiLevelType w:val="multilevel"/>
     <w:tmpl w:val="EDCEB348"/>
@@ -3150,7 +7314,7 @@
       </w:rPr>
     </w:lvl>
   </w:abstractNum>
-  <w:abstractNum w:abstractNumId="9" w15:restartNumberingAfterBreak="0">
+  <w:abstractNum w:abstractNumId="11" w15:restartNumberingAfterBreak="0">
     <w:nsid w:val="696631FD"/>
     <w:multiLevelType w:val="multilevel"/>
     <w:tmpl w:val="C7DA98A8"/>
@@ -3299,7 +7463,7 @@
       </w:rPr>
     </w:lvl>
   </w:abstractNum>
-  <w:abstractNum w:abstractNumId="10" w15:restartNumberingAfterBreak="0">
+  <w:abstractNum w:abstractNumId="12" w15:restartNumberingAfterBreak="0">
     <w:nsid w:val="6B2B15E9"/>
     <w:multiLevelType w:val="hybridMultilevel"/>
     <w:tmpl w:val="90382798"/>
@@ -3400,6 +7564,119 @@
       </w:rPr>
     </w:lvl>
     <w:lvl w:ilvl="8" w:tplc="04090005" w:tentative="1">
+      <w:start w:val="1"/>
+      <w:numFmt w:val="bullet"/>
+      <w:lvlText w:val=""/>
+      <w:lvlJc w:val="left"/>
+      <w:pPr>
+        <w:ind w:left="6480" w:hanging="360"/>
+      </w:pPr>
+      <w:rPr>
+        <w:rFonts w:ascii="Wingdings" w:hAnsi="Wingdings" w:hint="default"/>
+      </w:rPr>
+    </w:lvl>
+  </w:abstractNum>
+  <w:abstractNum w:abstractNumId="13" w15:restartNumberingAfterBreak="0">
+    <w:nsid w:val="6D3971C9"/>
+    <w:multiLevelType w:val="hybridMultilevel"/>
+    <w:tmpl w:val="13E0D8E8"/>
+    <w:lvl w:ilvl="0" w:tplc="2C0A0001">
+      <w:start w:val="1"/>
+      <w:numFmt w:val="bullet"/>
+      <w:lvlText w:val=""/>
+      <w:lvlJc w:val="left"/>
+      <w:pPr>
+        <w:ind w:left="720" w:hanging="360"/>
+      </w:pPr>
+      <w:rPr>
+        <w:rFonts w:ascii="Symbol" w:hAnsi="Symbol" w:hint="default"/>
+      </w:rPr>
+    </w:lvl>
+    <w:lvl w:ilvl="1" w:tplc="2C0A0003" w:tentative="1">
+      <w:start w:val="1"/>
+      <w:numFmt w:val="bullet"/>
+      <w:lvlText w:val="o"/>
+      <w:lvlJc w:val="left"/>
+      <w:pPr>
+        <w:ind w:left="1440" w:hanging="360"/>
+      </w:pPr>
+      <w:rPr>
+        <w:rFonts w:ascii="Courier New" w:hAnsi="Courier New" w:cs="Courier New" w:hint="default"/>
+      </w:rPr>
+    </w:lvl>
+    <w:lvl w:ilvl="2" w:tplc="2C0A0005" w:tentative="1">
+      <w:start w:val="1"/>
+      <w:numFmt w:val="bullet"/>
+      <w:lvlText w:val=""/>
+      <w:lvlJc w:val="left"/>
+      <w:pPr>
+        <w:ind w:left="2160" w:hanging="360"/>
+      </w:pPr>
+      <w:rPr>
+        <w:rFonts w:ascii="Wingdings" w:hAnsi="Wingdings" w:hint="default"/>
+      </w:rPr>
+    </w:lvl>
+    <w:lvl w:ilvl="3" w:tplc="2C0A0001" w:tentative="1">
+      <w:start w:val="1"/>
+      <w:numFmt w:val="bullet"/>
+      <w:lvlText w:val=""/>
+      <w:lvlJc w:val="left"/>
+      <w:pPr>
+        <w:ind w:left="2880" w:hanging="360"/>
+      </w:pPr>
+      <w:rPr>
+        <w:rFonts w:ascii="Symbol" w:hAnsi="Symbol" w:hint="default"/>
+      </w:rPr>
+    </w:lvl>
+    <w:lvl w:ilvl="4" w:tplc="2C0A0003" w:tentative="1">
+      <w:start w:val="1"/>
+      <w:numFmt w:val="bullet"/>
+      <w:lvlText w:val="o"/>
+      <w:lvlJc w:val="left"/>
+      <w:pPr>
+        <w:ind w:left="3600" w:hanging="360"/>
+      </w:pPr>
+      <w:rPr>
+        <w:rFonts w:ascii="Courier New" w:hAnsi="Courier New" w:cs="Courier New" w:hint="default"/>
+      </w:rPr>
+    </w:lvl>
+    <w:lvl w:ilvl="5" w:tplc="2C0A0005" w:tentative="1">
+      <w:start w:val="1"/>
+      <w:numFmt w:val="bullet"/>
+      <w:lvlText w:val=""/>
+      <w:lvlJc w:val="left"/>
+      <w:pPr>
+        <w:ind w:left="4320" w:hanging="360"/>
+      </w:pPr>
+      <w:rPr>
+        <w:rFonts w:ascii="Wingdings" w:hAnsi="Wingdings" w:hint="default"/>
+      </w:rPr>
+    </w:lvl>
+    <w:lvl w:ilvl="6" w:tplc="2C0A0001" w:tentative="1">
+      <w:start w:val="1"/>
+      <w:numFmt w:val="bullet"/>
+      <w:lvlText w:val=""/>
+      <w:lvlJc w:val="left"/>
+      <w:pPr>
+        <w:ind w:left="5040" w:hanging="360"/>
+      </w:pPr>
+      <w:rPr>
+        <w:rFonts w:ascii="Symbol" w:hAnsi="Symbol" w:hint="default"/>
+      </w:rPr>
+    </w:lvl>
+    <w:lvl w:ilvl="7" w:tplc="2C0A0003" w:tentative="1">
+      <w:start w:val="1"/>
+      <w:numFmt w:val="bullet"/>
+      <w:lvlText w:val="o"/>
+      <w:lvlJc w:val="left"/>
+      <w:pPr>
+        <w:ind w:left="5760" w:hanging="360"/>
+      </w:pPr>
+      <w:rPr>
+        <w:rFonts w:ascii="Courier New" w:hAnsi="Courier New" w:cs="Courier New" w:hint="default"/>
+      </w:rPr>
+    </w:lvl>
+    <w:lvl w:ilvl="8" w:tplc="2C0A0005" w:tentative="1">
       <w:start w:val="1"/>
       <w:numFmt w:val="bullet"/>
       <w:lvlText w:val=""/>
@@ -3416,13 +7693,13 @@
     <w:abstractNumId w:val="5"/>
   </w:num>
   <w:num w:numId="2" w16cid:durableId="304359527">
-    <w:abstractNumId w:val="10"/>
+    <w:abstractNumId w:val="12"/>
   </w:num>
   <w:num w:numId="3" w16cid:durableId="404843916">
-    <w:abstractNumId w:val="7"/>
+    <w:abstractNumId w:val="8"/>
   </w:num>
   <w:num w:numId="4" w16cid:durableId="95902716">
-    <w:abstractNumId w:val="6"/>
+    <w:abstractNumId w:val="7"/>
   </w:num>
   <w:num w:numId="5" w16cid:durableId="89931329">
     <w:abstractNumId w:val="4"/>
@@ -3434,7 +7711,7 @@
     <w:abstractNumId w:val="0"/>
   </w:num>
   <w:num w:numId="8" w16cid:durableId="890112878">
-    <w:abstractNumId w:val="8"/>
+    <w:abstractNumId w:val="10"/>
   </w:num>
   <w:num w:numId="9" w16cid:durableId="499734849">
     <w:abstractNumId w:val="1"/>
@@ -3443,7 +7720,16 @@
     <w:abstractNumId w:val="2"/>
   </w:num>
   <w:num w:numId="11" w16cid:durableId="1734885324">
+    <w:abstractNumId w:val="11"/>
+  </w:num>
+  <w:num w:numId="12" w16cid:durableId="124589445">
+    <w:abstractNumId w:val="6"/>
+  </w:num>
+  <w:num w:numId="13" w16cid:durableId="66154365">
     <w:abstractNumId w:val="9"/>
+  </w:num>
+  <w:num w:numId="14" w16cid:durableId="970524771">
+    <w:abstractNumId w:val="13"/>
   </w:num>
 </w:numbering>
 </file>
@@ -3846,6 +8132,10 @@
   <w:style w:type="paragraph" w:default="1" w:styleId="Normal">
     <w:name w:val="Normal"/>
     <w:qFormat/>
+    <w:rsid w:val="00BF7A87"/>
+    <w:pPr>
+      <w:jc w:val="both"/>
+    </w:pPr>
   </w:style>
   <w:style w:type="paragraph" w:styleId="Ttulo1">
     <w:name w:val="heading 1"/>
@@ -4291,6 +8581,29 @@
       </w:tblBorders>
     </w:tblPr>
   </w:style>
+  <w:style w:type="paragraph" w:styleId="Prrafodelista">
+    <w:name w:val="List Paragraph"/>
+    <w:basedOn w:val="Normal"/>
+    <w:uiPriority w:val="34"/>
+    <w:qFormat/>
+    <w:rsid w:val="00092B7A"/>
+    <w:pPr>
+      <w:ind w:left="720"/>
+      <w:contextualSpacing/>
+    </w:pPr>
+  </w:style>
+  <w:style w:type="character" w:styleId="Mencinsinresolver">
+    <w:name w:val="Unresolved Mention"/>
+    <w:basedOn w:val="Fuentedeprrafopredeter"/>
+    <w:uiPriority w:val="99"/>
+    <w:semiHidden/>
+    <w:unhideWhenUsed/>
+    <w:rsid w:val="00965D57"/>
+    <w:rPr>
+      <w:color w:val="605E5C"/>
+      <w:shd w:val="clear" w:color="auto" w:fill="E1DFDD"/>
+    </w:rPr>
+  </w:style>
 </w:styles>
 </file>
 

--- a/TPI/Informe/Entregables/Documentacion_Soporte.docx
+++ b/TPI/Informe/Entregables/Documentacion_Soporte.docx
@@ -406,7 +406,7 @@
               <w:szCs w:val="40"/>
               <w:lang w:val="es-ES_tradnl"/>
             </w:rPr>
-            <w:t>07</w:t>
+            <w:t>04</w:t>
           </w:r>
           <w:r>
             <w:rPr>
@@ -426,7 +426,17 @@
               <w:szCs w:val="40"/>
               <w:lang w:val="es-ES_tradnl"/>
             </w:rPr>
-            <w:t>10</w:t>
+            <w:t>1</w:t>
+          </w:r>
+          <w:r>
+            <w:rPr>
+              <w:rFonts w:cs="Arial"/>
+              <w:bCs/>
+              <w:sz w:val="40"/>
+              <w:szCs w:val="40"/>
+              <w:lang w:val="es-ES_tradnl"/>
+            </w:rPr>
+            <w:t>1</w:t>
           </w:r>
           <w:r>
             <w:rPr>
@@ -879,21 +889,12 @@
                     <w:lang w:val="es-ES_tradnl"/>
                   </w:rPr>
                 </w:pPr>
-                <w:proofErr w:type="spellStart"/>
                 <w:r>
                   <w:rPr>
                     <w:rFonts w:ascii="Arial" w:hAnsi="Arial" w:cs="Arial"/>
                     <w:lang w:val="es-ES_tradnl"/>
                   </w:rPr>
-                  <w:t>Berli</w:t>
-                </w:r>
-                <w:proofErr w:type="spellEnd"/>
-                <w:r>
-                  <w:rPr>
-                    <w:rFonts w:ascii="Arial" w:hAnsi="Arial" w:cs="Arial"/>
-                    <w:lang w:val="es-ES_tradnl"/>
-                  </w:rPr>
-                  <w:t>, Nahuel</w:t>
+                  <w:t>Berli, Nahuel</w:t>
                 </w:r>
               </w:p>
             </w:tc>
@@ -930,21 +931,12 @@
                     <w:lang w:val="es-ES_tradnl"/>
                   </w:rPr>
                 </w:pPr>
-                <w:proofErr w:type="spellStart"/>
                 <w:r>
                   <w:rPr>
                     <w:rFonts w:ascii="Arial" w:hAnsi="Arial" w:cs="Arial"/>
                     <w:lang w:val="es-ES_tradnl"/>
                   </w:rPr>
-                  <w:t>Giampietro</w:t>
-                </w:r>
-                <w:proofErr w:type="spellEnd"/>
-                <w:r>
-                  <w:rPr>
-                    <w:rFonts w:ascii="Arial" w:hAnsi="Arial" w:cs="Arial"/>
-                    <w:lang w:val="es-ES_tradnl"/>
-                  </w:rPr>
-                  <w:t>, Gustavo</w:t>
+                  <w:t>Giampietro, Gustavo</w:t>
                 </w:r>
               </w:p>
             </w:tc>
@@ -1639,21 +1631,7 @@
         <w:rPr>
           <w:lang w:val="es-AR"/>
         </w:rPr>
-        <w:t xml:space="preserve">Punto que representa el centro geométrico de una figura (polígono, </w:t>
-      </w:r>
-      <w:proofErr w:type="spellStart"/>
-      <w:r>
-        <w:rPr>
-          <w:lang w:val="es-AR"/>
-        </w:rPr>
-        <w:t>multipolígono</w:t>
-      </w:r>
-      <w:proofErr w:type="spellEnd"/>
-      <w:r>
-        <w:rPr>
-          <w:lang w:val="es-AR"/>
-        </w:rPr>
-        <w:t>).</w:t>
+        <w:t>Punto que representa el centro geométrico de una figura (polígono, multipolígono).</w:t>
       </w:r>
     </w:p>
     <w:p>
@@ -1662,14 +1640,12 @@
           <w:lang w:val="es-AR"/>
         </w:rPr>
       </w:pPr>
-      <w:proofErr w:type="spellStart"/>
       <w:r>
         <w:rPr>
           <w:lang w:val="es-AR"/>
         </w:rPr>
         <w:t>Join</w:t>
       </w:r>
-      <w:proofErr w:type="spellEnd"/>
       <w:r>
         <w:rPr>
           <w:lang w:val="es-AR"/>
@@ -1695,87 +1671,23 @@
           <w:lang w:val="es-AR"/>
         </w:rPr>
       </w:pPr>
-      <w:proofErr w:type="spellStart"/>
-      <w:r>
-        <w:rPr>
-          <w:lang w:val="es-AR"/>
-        </w:rPr>
-        <w:t>Hyperparameter</w:t>
-      </w:r>
-      <w:proofErr w:type="spellEnd"/>
+      <w:r>
+        <w:rPr>
+          <w:lang w:val="es-AR"/>
+        </w:rPr>
+        <w:t>Hyperparameter tunning:</w:t>
+      </w:r>
       <w:r>
         <w:rPr>
           <w:lang w:val="es-AR"/>
         </w:rPr>
         <w:t xml:space="preserve"> </w:t>
       </w:r>
-      <w:proofErr w:type="spellStart"/>
-      <w:r>
-        <w:rPr>
-          <w:lang w:val="es-AR"/>
-        </w:rPr>
-        <w:t>tunning</w:t>
-      </w:r>
-      <w:proofErr w:type="spellEnd"/>
-      <w:r>
-        <w:rPr>
-          <w:lang w:val="es-AR"/>
-        </w:rPr>
-        <w:t>:</w:t>
-      </w:r>
-      <w:r>
-        <w:rPr>
-          <w:lang w:val="es-AR"/>
-        </w:rPr>
-        <w:t xml:space="preserve"> </w:t>
-      </w:r>
-      <w:r>
-        <w:rPr>
-          <w:lang w:val="es-AR"/>
-        </w:rPr>
-        <w:t xml:space="preserve">Proceso de buscar los valores óptimos de parámetros que no aprende el modelo (p. ej., tasa de aprendizaje, profundidad de árbol), usando estrategias como </w:t>
-      </w:r>
-      <w:proofErr w:type="spellStart"/>
-      <w:r>
-        <w:rPr>
-          <w:lang w:val="es-AR"/>
-        </w:rPr>
-        <w:t>grid</w:t>
-      </w:r>
-      <w:proofErr w:type="spellEnd"/>
-      <w:r>
-        <w:rPr>
-          <w:lang w:val="es-AR"/>
-        </w:rPr>
-        <w:t>/</w:t>
-      </w:r>
-      <w:proofErr w:type="spellStart"/>
-      <w:r>
-        <w:rPr>
-          <w:lang w:val="es-AR"/>
-        </w:rPr>
-        <w:t>random</w:t>
-      </w:r>
-      <w:proofErr w:type="spellEnd"/>
-      <w:r>
-        <w:rPr>
-          <w:lang w:val="es-AR"/>
-        </w:rPr>
-        <w:t xml:space="preserve"> </w:t>
-      </w:r>
-      <w:proofErr w:type="spellStart"/>
-      <w:r>
-        <w:rPr>
-          <w:lang w:val="es-AR"/>
-        </w:rPr>
-        <w:t>search</w:t>
-      </w:r>
-      <w:proofErr w:type="spellEnd"/>
-      <w:r>
-        <w:rPr>
-          <w:lang w:val="es-AR"/>
-        </w:rPr>
-        <w:t xml:space="preserve"> o búsqueda bayesiana, normalmente con validación cruzada.</w:t>
+      <w:r>
+        <w:rPr>
+          <w:lang w:val="es-AR"/>
+        </w:rPr>
+        <w:t>Proceso de buscar los valores óptimos de parámetros que no aprende el modelo (p. ej., tasa de aprendizaje, profundidad de árbol), usando estrategias como grid/random search o búsqueda bayesiana, normalmente con validación cruzada.</w:t>
       </w:r>
     </w:p>
     <w:p>
@@ -1886,35 +1798,7 @@
         <w:rPr>
           <w:lang w:val="es-AR"/>
         </w:rPr>
-        <w:t xml:space="preserve"> que tarda y no tan necesario ya que los datos ingresados para su entreno no cambian con tanta frecuencia. En el caso de que no haya un modelo entrenado, se tiene la posibilidad de hacer un </w:t>
-      </w:r>
-      <w:proofErr w:type="spellStart"/>
-      <w:r>
-        <w:rPr>
-          <w:lang w:val="es-AR"/>
-        </w:rPr>
-        <w:t>hyperparameter</w:t>
-      </w:r>
-      <w:proofErr w:type="spellEnd"/>
-      <w:r>
-        <w:rPr>
-          <w:lang w:val="es-AR"/>
-        </w:rPr>
-        <w:t xml:space="preserve"> </w:t>
-      </w:r>
-      <w:proofErr w:type="spellStart"/>
-      <w:r>
-        <w:rPr>
-          <w:lang w:val="es-AR"/>
-        </w:rPr>
-        <w:t>tunning</w:t>
-      </w:r>
-      <w:proofErr w:type="spellEnd"/>
-      <w:r>
-        <w:rPr>
-          <w:lang w:val="es-AR"/>
-        </w:rPr>
-        <w:t xml:space="preserve"> previo al entreno. Una vez entrenado el modelo, este se guarda en una carpeta y sigue con la ejecución normal del sistema.</w:t>
+        <w:t xml:space="preserve"> que tarda y no tan necesario ya que los datos ingresados para su entreno no cambian con tanta frecuencia. En el caso de que no haya un modelo entrenado, se tiene la posibilidad de hacer un hyperparameter tunning previo al entreno. Una vez entrenado el modelo, este se guarda en una carpeta y sigue con la ejecución normal del sistema.</w:t>
       </w:r>
     </w:p>
     <w:p>
@@ -2015,14 +1899,12 @@
           <w:lang w:val="es-AR"/>
         </w:rPr>
       </w:pPr>
-      <w:proofErr w:type="spellStart"/>
       <w:r>
         <w:rPr>
           <w:lang w:val="es-AR"/>
         </w:rPr>
         <w:t>cultivo_nombre</w:t>
       </w:r>
-      <w:proofErr w:type="spellEnd"/>
       <w:r>
         <w:rPr>
           <w:lang w:val="es-AR"/>
@@ -2041,7 +1923,6 @@
           <w:lang w:val="es-AR"/>
         </w:rPr>
       </w:pPr>
-      <w:proofErr w:type="spellStart"/>
       <w:r>
         <w:rPr>
           <w:lang w:val="es-AR"/>
@@ -2054,7 +1935,6 @@
         </w:rPr>
         <w:t>nio</w:t>
       </w:r>
-      <w:proofErr w:type="spellEnd"/>
       <w:r>
         <w:rPr>
           <w:lang w:val="es-AR"/>
@@ -2073,7 +1953,6 @@
           <w:lang w:val="es-AR"/>
         </w:rPr>
       </w:pPr>
-      <w:proofErr w:type="spellStart"/>
       <w:r>
         <w:rPr>
           <w:lang w:val="es-AR"/>
@@ -2086,7 +1965,6 @@
         </w:rPr>
         <w:t>hase</w:t>
       </w:r>
-      <w:proofErr w:type="spellEnd"/>
       <w:r>
         <w:rPr>
           <w:lang w:val="es-AR"/>
@@ -2117,14 +1995,12 @@
           <w:lang w:val="es-AR"/>
         </w:rPr>
       </w:pPr>
-      <w:proofErr w:type="spellStart"/>
       <w:r>
         <w:rPr>
           <w:lang w:val="es-AR"/>
         </w:rPr>
         <w:t>departamento_nombre</w:t>
       </w:r>
-      <w:proofErr w:type="spellEnd"/>
       <w:r>
         <w:rPr>
           <w:lang w:val="es-AR"/>
@@ -2149,19 +2025,11 @@
           <w:lang w:val="es-AR"/>
         </w:rPr>
       </w:pPr>
-      <w:proofErr w:type="spellStart"/>
-      <w:r>
-        <w:rPr>
-          <w:lang w:val="es-AR"/>
-        </w:rPr>
-        <w:t>coords</w:t>
-      </w:r>
-      <w:proofErr w:type="spellEnd"/>
-      <w:r>
-        <w:rPr>
-          <w:lang w:val="es-AR"/>
-        </w:rPr>
-        <w:t>: coordenadas del centroide del departamento. Se utiliza para unir cada departamento con los datos del suelo recuperados en las coordenadas más cercanas.</w:t>
+      <w:r>
+        <w:rPr>
+          <w:lang w:val="es-AR"/>
+        </w:rPr>
+        <w:t>coords: coordenadas del centroide del departamento. Se utiliza para unir cada departamento con los datos del suelo recuperados en las coordenadas más cercanas.</w:t>
       </w:r>
     </w:p>
     <w:p>
@@ -2175,14 +2043,12 @@
           <w:lang w:val="es-AR"/>
         </w:rPr>
       </w:pPr>
-      <w:proofErr w:type="spellStart"/>
       <w:r>
         <w:rPr>
           <w:lang w:val="es-AR"/>
         </w:rPr>
         <w:t>organic_carbon</w:t>
       </w:r>
-      <w:proofErr w:type="spellEnd"/>
       <w:r>
         <w:rPr>
           <w:lang w:val="es-AR"/>
@@ -2207,14 +2073,12 @@
           <w:lang w:val="es-AR"/>
         </w:rPr>
       </w:pPr>
-      <w:proofErr w:type="spellStart"/>
       <w:r>
         <w:rPr>
           <w:lang w:val="es-AR"/>
         </w:rPr>
         <w:t>ph</w:t>
       </w:r>
-      <w:proofErr w:type="spellEnd"/>
       <w:r>
         <w:rPr>
           <w:lang w:val="es-AR"/>
@@ -2239,14 +2103,12 @@
           <w:lang w:val="es-AR"/>
         </w:rPr>
       </w:pPr>
-      <w:proofErr w:type="spellStart"/>
       <w:r>
         <w:rPr>
           <w:lang w:val="es-AR"/>
         </w:rPr>
         <w:t>clay</w:t>
       </w:r>
-      <w:proofErr w:type="spellEnd"/>
       <w:r>
         <w:rPr>
           <w:lang w:val="es-AR"/>
@@ -2271,14 +2133,12 @@
           <w:lang w:val="es-AR"/>
         </w:rPr>
       </w:pPr>
-      <w:proofErr w:type="spellStart"/>
       <w:r>
         <w:rPr>
           <w:lang w:val="es-AR"/>
         </w:rPr>
         <w:t>silt</w:t>
       </w:r>
-      <w:proofErr w:type="spellEnd"/>
       <w:r>
         <w:rPr>
           <w:lang w:val="es-AR"/>
@@ -2303,14 +2163,12 @@
           <w:lang w:val="es-AR"/>
         </w:rPr>
       </w:pPr>
-      <w:proofErr w:type="spellStart"/>
       <w:r>
         <w:rPr>
           <w:lang w:val="es-AR"/>
         </w:rPr>
         <w:t>sand</w:t>
       </w:r>
-      <w:proofErr w:type="spellEnd"/>
       <w:r>
         <w:rPr>
           <w:lang w:val="es-AR"/>
@@ -2335,14 +2193,12 @@
           <w:lang w:val="es-AR"/>
         </w:rPr>
       </w:pPr>
-      <w:proofErr w:type="spellStart"/>
       <w:r>
         <w:rPr>
           <w:lang w:val="es-AR"/>
         </w:rPr>
         <w:t>superficie_sembrada_ha</w:t>
       </w:r>
-      <w:proofErr w:type="spellEnd"/>
       <w:r>
         <w:rPr>
           <w:lang w:val="es-AR"/>
@@ -2361,14 +2217,12 @@
           <w:lang w:val="es-AR"/>
         </w:rPr>
       </w:pPr>
-      <w:proofErr w:type="spellStart"/>
       <w:r>
         <w:rPr>
           <w:lang w:val="es-AR"/>
         </w:rPr>
         <w:t>produccion_tn</w:t>
       </w:r>
-      <w:proofErr w:type="spellEnd"/>
       <w:r>
         <w:rPr>
           <w:lang w:val="es-AR"/>
@@ -3190,21 +3044,7 @@
               <w:rPr>
                 <w:lang w:val="es-AR"/>
               </w:rPr>
-              <w:t xml:space="preserve">El usuario marca el polígono del área correspondiente a su campo y hace </w:t>
-            </w:r>
-            <w:proofErr w:type="spellStart"/>
-            <w:r>
-              <w:rPr>
-                <w:lang w:val="es-AR"/>
-              </w:rPr>
-              <w:t>click</w:t>
-            </w:r>
-            <w:proofErr w:type="spellEnd"/>
-            <w:r>
-              <w:rPr>
-                <w:lang w:val="es-AR"/>
-              </w:rPr>
-              <w:t xml:space="preserve"> derecho sobre el área delimitada.</w:t>
+              <w:t>El usuario marca el polígono del área correspondiente a su campo y hace click derecho sobre el área delimitada.</w:t>
             </w:r>
           </w:p>
         </w:tc>
@@ -3266,21 +3106,7 @@
               <w:rPr>
                 <w:lang w:val="es-AR"/>
               </w:rPr>
-              <w:t xml:space="preserve">El usuario </w:t>
-            </w:r>
-            <w:proofErr w:type="spellStart"/>
-            <w:r>
-              <w:rPr>
-                <w:lang w:val="es-AR"/>
-              </w:rPr>
-              <w:t>clickea</w:t>
-            </w:r>
-            <w:proofErr w:type="spellEnd"/>
-            <w:r>
-              <w:rPr>
-                <w:lang w:val="es-AR"/>
-              </w:rPr>
-              <w:t xml:space="preserve"> el botón “Procesar”.</w:t>
+              <w:t>El usuario clickea el botón “Procesar”.</w:t>
             </w:r>
           </w:p>
         </w:tc>
@@ -4438,35 +4264,7 @@
               <w:rPr>
                 <w:lang w:val="es-AR"/>
               </w:rPr>
-              <w:t xml:space="preserve">Muestra la posibilidad de realizar un </w:t>
-            </w:r>
-            <w:proofErr w:type="spellStart"/>
-            <w:r>
-              <w:rPr>
-                <w:lang w:val="es-AR"/>
-              </w:rPr>
-              <w:t>hyperparameter</w:t>
-            </w:r>
-            <w:proofErr w:type="spellEnd"/>
-            <w:r>
-              <w:rPr>
-                <w:lang w:val="es-AR"/>
-              </w:rPr>
-              <w:t xml:space="preserve"> </w:t>
-            </w:r>
-            <w:proofErr w:type="spellStart"/>
-            <w:r>
-              <w:rPr>
-                <w:lang w:val="es-AR"/>
-              </w:rPr>
-              <w:t>tunning</w:t>
-            </w:r>
-            <w:proofErr w:type="spellEnd"/>
-            <w:r>
-              <w:rPr>
-                <w:lang w:val="es-AR"/>
-              </w:rPr>
-              <w:t>.</w:t>
+              <w:t>Muestra la posibilidad de realizar un hyperparameter tunning.</w:t>
             </w:r>
           </w:p>
         </w:tc>
@@ -4517,35 +4315,7 @@
               <w:rPr>
                 <w:lang w:val="es-AR"/>
               </w:rPr>
-              <w:t xml:space="preserve">El usuario selecciona que no quiere hacer el </w:t>
-            </w:r>
-            <w:proofErr w:type="spellStart"/>
-            <w:r>
-              <w:rPr>
-                <w:lang w:val="es-AR"/>
-              </w:rPr>
-              <w:t>hyperparameter</w:t>
-            </w:r>
-            <w:proofErr w:type="spellEnd"/>
-            <w:r>
-              <w:rPr>
-                <w:lang w:val="es-AR"/>
-              </w:rPr>
-              <w:t xml:space="preserve"> </w:t>
-            </w:r>
-            <w:proofErr w:type="spellStart"/>
-            <w:r>
-              <w:rPr>
-                <w:lang w:val="es-AR"/>
-              </w:rPr>
-              <w:t>tunning</w:t>
-            </w:r>
-            <w:proofErr w:type="spellEnd"/>
-            <w:r>
-              <w:rPr>
-                <w:lang w:val="es-AR"/>
-              </w:rPr>
-              <w:t>.</w:t>
+              <w:t>El usuario selecciona que no quiere hacer el hyperparameter tunning.</w:t>
             </w:r>
           </w:p>
         </w:tc>
@@ -4685,35 +4455,7 @@
               <w:rPr>
                 <w:lang w:val="es-AR"/>
               </w:rPr>
-              <w:t xml:space="preserve">El usuario selecciona que quiere hacer </w:t>
-            </w:r>
-            <w:proofErr w:type="spellStart"/>
-            <w:r>
-              <w:rPr>
-                <w:lang w:val="es-AR"/>
-              </w:rPr>
-              <w:t>hyperparameter</w:t>
-            </w:r>
-            <w:proofErr w:type="spellEnd"/>
-            <w:r>
-              <w:rPr>
-                <w:lang w:val="es-AR"/>
-              </w:rPr>
-              <w:t xml:space="preserve"> </w:t>
-            </w:r>
-            <w:proofErr w:type="spellStart"/>
-            <w:r>
-              <w:rPr>
-                <w:lang w:val="es-AR"/>
-              </w:rPr>
-              <w:t>tunning</w:t>
-            </w:r>
-            <w:proofErr w:type="spellEnd"/>
-            <w:r>
-              <w:rPr>
-                <w:lang w:val="es-AR"/>
-              </w:rPr>
-              <w:t>:</w:t>
+              <w:t>El usuario selecciona que quiere hacer hyperparameter tunning:</w:t>
             </w:r>
           </w:p>
         </w:tc>
@@ -4794,35 +4536,7 @@
               <w:rPr>
                 <w:lang w:val="es-AR"/>
               </w:rPr>
-              <w:t xml:space="preserve">Realiza el entreno de la red neuronal varias veces con diferentes </w:t>
-            </w:r>
-            <w:proofErr w:type="spellStart"/>
-            <w:r>
-              <w:rPr>
-                <w:lang w:val="es-AR"/>
-              </w:rPr>
-              <w:t>hyperparameters</w:t>
-            </w:r>
-            <w:proofErr w:type="spellEnd"/>
-            <w:r>
-              <w:rPr>
-                <w:lang w:val="es-AR"/>
-              </w:rPr>
-              <w:t xml:space="preserve"> con el fin de encontrar la combinación que </w:t>
-            </w:r>
-            <w:proofErr w:type="spellStart"/>
-            <w:r>
-              <w:rPr>
-                <w:lang w:val="es-AR"/>
-              </w:rPr>
-              <w:t>de el</w:t>
-            </w:r>
-            <w:proofErr w:type="spellEnd"/>
-            <w:r>
-              <w:rPr>
-                <w:lang w:val="es-AR"/>
-              </w:rPr>
-              <w:t xml:space="preserve"> mejor score (el valor más cercano a 0, significa que el error es casi nulo)</w:t>
+              <w:t>Realiza el entreno de la red neuronal varias veces con diferentes hyperparameters con el fin de encontrar la combinación que de el mejor score (el valor más cercano a 0, significa que el error es casi nulo)</w:t>
             </w:r>
           </w:p>
         </w:tc>
@@ -5013,21 +4727,7 @@
               <w:rPr>
                 <w:lang w:val="es-AR"/>
               </w:rPr>
-              <w:t xml:space="preserve">Entra en un </w:t>
-            </w:r>
-            <w:proofErr w:type="spellStart"/>
-            <w:r>
-              <w:rPr>
-                <w:lang w:val="es-AR"/>
-              </w:rPr>
-              <w:t>loop</w:t>
-            </w:r>
-            <w:proofErr w:type="spellEnd"/>
-            <w:r>
-              <w:rPr>
-                <w:lang w:val="es-AR"/>
-              </w:rPr>
-              <w:t xml:space="preserve"> que hasta que no se coloque un valor válido no sale.</w:t>
+              <w:t>Entra en un loop que hasta que no se coloque un valor válido no sale.</w:t>
             </w:r>
           </w:p>
         </w:tc>
